--- a/cv-sahatsawat-thongma.docx
+++ b/cv-sahatsawat-thongma.docx
@@ -86,7 +86,7 @@
           <w:b w:val="0"/>
           <w:color w:val="1A1A1A"/>
         </w:rPr>
-        <w:t>Data Engineer ประสบการณ์ 3+ ปีในสาย e-commerce — ออกแบบ สร้าง และดูแล data platform เต็มระบบในตัวคนเดียว (end-to-end) ให้บริษัท e-commerce ระดับร้อยล้านบาทต่อเดือน ปัจจุบันดูแล data warehouse ขนาด 50 GB (44M+ rows) ที่ ingest 100K+ records/วัน ผ่าน ELT pipelines ด้วย 200+ dbt models และ 270+ data tests บน medallion architecture + dimensional (Kimball) modeling กำลัง re-platform warehouse ไปสู่ PostgreSQL on-prem (dbt-postgres) orchestrate ด้วย Apache Airflow ใน Docker งานที่สร้างช่วยให้ทีม 25 คนประหยัดเวลารวม 25–75 ชม./วัน และปิดปัญหาสต็อก/ตัวเลขไม่ตรงกันข้ามช่องทาง</w:t>
+        <w:t>Data Engineer ประสบการณ์ 4 ปีในสาย e-commerce — ออกแบบ สร้าง และดูแล data platform เต็มระบบในตัวคนเดียว (end-to-end) ให้บริษัท e-commerce ระดับร้อยล้านบาทต่อเดือน ปัจจุบันดูแล PostgreSQL data warehouse ขนาด 59 GB ที่ ingest 100K+ records/วัน ผ่าน ELT pipelines ด้วย 178 dbt models ใต้ 420 data tests บน medallion architecture 5 ชั้น + dimensional (Kimball) modeling orchestrate ด้วย Apache Airflow ใน Docker ปี 2026 ปิด migration ใหญ่ 2 ตัวจบในไตรมาสเดียว (Azure SQL Server → PostgreSQL on-prem และ Azure Data Factory → Airflow) ปัจจุบันโฟกัสที่ data reliability — จับเคสที่ pipeline เขียวแต่ข้อมูลหายเงียบ ๆ งานที่สร้างช่วยให้ทีม 25 คนประหยัดเวลารวม 25–75 ชม./วัน</w:t>
       </w:r>
     </w:p>
     <w:p>
@@ -145,7 +145,28 @@
           <w:b w:val="0"/>
           <w:color w:val="1A1A1A"/>
         </w:rPr>
-        <w:t>Python, Pandas, ETL / ELT, Apache Airflow, Docker, SQLAlchemy, orchestration, data quality &amp; testing</w:t>
+        <w:t>Python, Pandas, ETL / ELT, Apache Airflow, Docker, SQLAlchemy</w:t>
+      </w:r>
+    </w:p>
+    <w:p>
+      <w:pPr>
+        <w:spacing w:after="60" w:before="0"/>
+      </w:pPr>
+      <w:r>
+        <w:rPr>
+          <w:rFonts w:ascii="Tahoma" w:hAnsi="Tahoma" w:cs="Tahoma"/>
+          <w:b/>
+          <w:color w:val="1A1A1A"/>
+        </w:rPr>
+        <w:t xml:space="preserve">Reliability &amp; Observability: </w:t>
+      </w:r>
+      <w:r>
+        <w:rPr>
+          <w:rFonts w:ascii="Tahoma" w:hAnsi="Tahoma" w:cs="Tahoma"/>
+          <w:b w:val="0"/>
+          <w:color w:val="1A1A1A"/>
+        </w:rPr>
+        <w:t>dbt tests &amp; data contracts, source freshness SLAs, Elementary Data, pipeline monitoring &amp; alerting, backup &amp; disaster recovery, PostgreSQL administration</w:t>
       </w:r>
     </w:p>
     <w:p>
@@ -166,7 +187,7 @@
           <w:b w:val="0"/>
           <w:color w:val="1A1A1A"/>
         </w:rPr>
-        <w:t>FastAPI, React / TypeScript, HTMX, Alpine.js, Jinja2, Alembic, REST / JSON API</w:t>
+        <w:t>FastAPI, React / TypeScript, REST / JSON API</w:t>
       </w:r>
     </w:p>
     <w:p>
@@ -187,7 +208,7 @@
           <w:b w:val="0"/>
           <w:color w:val="1A1A1A"/>
         </w:rPr>
-        <w:t>Playwright (RPA), Power Automate, Power BI, Power Query, Excel (advanced)</w:t>
+        <w:t>Playwright (RPA), Power BI, Power Query</w:t>
       </w:r>
     </w:p>
     <w:p>
@@ -208,7 +229,7 @@
           <w:b w:val="0"/>
           <w:color w:val="1A1A1A"/>
         </w:rPr>
-        <w:t>Data Factory (ADF), App Service, Blob Storage, Document Intelligence</w:t>
+        <w:t>Blob Storage, App Service, Data Factory (ADF), Azure SQL, Document Intelligence</w:t>
       </w:r>
     </w:p>
     <w:p>
@@ -229,7 +250,7 @@
           <w:b w:val="0"/>
           <w:color w:val="1A1A1A"/>
         </w:rPr>
-        <w:t>Git, GitHub Actions, Docker, AI pair-programming (Claude Code, Cursor)</w:t>
+        <w:t>Git, GitHub Actions, AI pair-programming (Claude Code, Cursor)</w:t>
       </w:r>
     </w:p>
     <w:p>
@@ -297,7 +318,7 @@
           <w:b w:val="0"/>
           <w:color w:val="1A1A1A"/>
         </w:rPr>
-        <w:t xml:space="preserve">ออกแบบและสร้าง modern data warehouse บน dbt — </w:t>
+        <w:t xml:space="preserve">สร้าง </w:t>
       </w:r>
       <w:r>
         <w:rPr>
@@ -305,7 +326,7 @@
           <w:b/>
           <w:color w:val="1A1A1A"/>
         </w:rPr>
-        <w:t>medallion architecture</w:t>
+        <w:t>data warehouse ตัวแรกของบริษัท</w:t>
       </w:r>
       <w:r>
         <w:rPr>
@@ -313,7 +334,7 @@
           <w:b w:val="0"/>
           <w:color w:val="1A1A1A"/>
         </w:rPr>
-        <w:t xml:space="preserve"> (staging → silver → intermediate → gold) พร้อม </w:t>
+        <w:t xml:space="preserve"> — แทน Google Sheets/Excel ที่กระจัดกระจาย ให้ทีม 25+ คน ประหยัดเวลารวมทั้งทีม </w:t>
       </w:r>
       <w:r>
         <w:rPr>
@@ -321,7 +342,69 @@
           <w:b/>
           <w:color w:val="1A1A1A"/>
         </w:rPr>
-        <w:t>270+ data tests</w:t>
+        <w:t>25–75 ชั่วโมง/วัน</w:t>
+      </w:r>
+      <w:r>
+        <w:rPr>
+          <w:rFonts w:ascii="Tahoma" w:hAnsi="Tahoma" w:cs="Tahoma"/>
+          <w:b w:val="0"/>
+          <w:color w:val="1A1A1A"/>
+        </w:rPr>
+        <w:t xml:space="preserve"> และจบปัญหา reconcile ตัวเลขข้าม spreadsheet</w:t>
+      </w:r>
+    </w:p>
+    <w:p>
+      <w:pPr>
+        <w:pStyle w:val="ListBullet"/>
+        <w:spacing w:after="60" w:line="269" w:lineRule="auto"/>
+      </w:pPr>
+      <w:r>
+        <w:rPr>
+          <w:rFonts w:ascii="Tahoma" w:hAnsi="Tahoma" w:cs="Tahoma"/>
+          <w:b w:val="0"/>
+          <w:color w:val="1A1A1A"/>
+        </w:rPr>
+        <w:t xml:space="preserve">ออกแบบและสร้าง </w:t>
+      </w:r>
+      <w:r>
+        <w:rPr>
+          <w:rFonts w:ascii="Tahoma" w:hAnsi="Tahoma" w:cs="Tahoma"/>
+          <w:b/>
+          <w:color w:val="1A1A1A"/>
+        </w:rPr>
+        <w:t>platform ทั้งระบบ</w:t>
+      </w:r>
+      <w:r>
+        <w:rPr>
+          <w:rFonts w:ascii="Tahoma" w:hAnsi="Tahoma" w:cs="Tahoma"/>
+          <w:b w:val="0"/>
+          <w:color w:val="1A1A1A"/>
+        </w:rPr>
+        <w:t xml:space="preserve"> — </w:t>
+      </w:r>
+      <w:r>
+        <w:rPr>
+          <w:rFonts w:ascii="Tahoma" w:hAnsi="Tahoma" w:cs="Tahoma"/>
+          <w:b/>
+          <w:color w:val="1A1A1A"/>
+        </w:rPr>
+        <w:t>178 dbt models</w:t>
+      </w:r>
+      <w:r>
+        <w:rPr>
+          <w:rFonts w:ascii="Tahoma" w:hAnsi="Tahoma" w:cs="Tahoma"/>
+          <w:b w:val="0"/>
+          <w:color w:val="1A1A1A"/>
+        </w:rPr>
+        <w:t xml:space="preserve"> บน medallion architecture 5 ชั้น (bronze → staging → silver → intermediate → gold) พร้อม </w:t>
+      </w:r>
+      <w:r>
+        <w:rPr>
+          <w:rFonts w:ascii="Tahoma" w:hAnsi="Tahoma" w:cs="Tahoma"/>
+          <w:b/>
+          <w:color w:val="1A1A1A"/>
+        </w:rPr>
+        <w:t>420 data tests</w:t>
       </w:r>
       <w:r>
         <w:rPr>
@@ -345,7 +428,39 @@
           <w:b w:val="0"/>
           <w:color w:val="1A1A1A"/>
         </w:rPr>
-        <w:t xml:space="preserve">; ประมวลผล </w:t>
+        <w:t xml:space="preserve">; ป้อนด้วย </w:t>
+      </w:r>
+      <w:r>
+        <w:rPr>
+          <w:rFonts w:ascii="Tahoma" w:hAnsi="Tahoma" w:cs="Tahoma"/>
+          <w:b/>
+          <w:color w:val="1A1A1A"/>
+        </w:rPr>
+        <w:t>Python + Playwright ingestion framework</w:t>
+      </w:r>
+      <w:r>
+        <w:rPr>
+          <w:rFonts w:ascii="Tahoma" w:hAnsi="Tahoma" w:cs="Tahoma"/>
+          <w:b w:val="0"/>
+          <w:color w:val="1A1A1A"/>
+        </w:rPr>
+        <w:t xml:space="preserve"> ที่เขียนเองมาแทน Power Automate Desktop 40 flows เดิม orchestrate ทุกคืนด้วย </w:t>
+      </w:r>
+      <w:r>
+        <w:rPr>
+          <w:rFonts w:ascii="Tahoma" w:hAnsi="Tahoma" w:cs="Tahoma"/>
+          <w:b/>
+          <w:color w:val="1A1A1A"/>
+        </w:rPr>
+        <w:t>Apache Airflow ใน Docker</w:t>
+      </w:r>
+      <w:r>
+        <w:rPr>
+          <w:rFonts w:ascii="Tahoma" w:hAnsi="Tahoma" w:cs="Tahoma"/>
+          <w:b w:val="0"/>
+          <w:color w:val="1A1A1A"/>
+        </w:rPr>
+        <w:t xml:space="preserve">; ingest </w:t>
       </w:r>
       <w:r>
         <w:rPr>
@@ -361,7 +476,131 @@
           <w:b w:val="0"/>
           <w:color w:val="1A1A1A"/>
         </w:rPr>
-        <w:t xml:space="preserve"> จาก Shopee, Lazada, TikTok และ Facebook (JST OMS) ป้อน operational dashboards (FastAPI + React) ให้ทีม exec, procurement, warehouse และ fulfillment</w:t>
+        <w:t xml:space="preserve"> จาก 8 source systems แล้วเสิร์ฟ </w:t>
+      </w:r>
+      <w:r>
+        <w:rPr>
+          <w:rFonts w:ascii="Tahoma" w:hAnsi="Tahoma" w:cs="Tahoma"/>
+          <w:b/>
+          <w:color w:val="1A1A1A"/>
+        </w:rPr>
+        <w:t>FastAPI + React dashboards</w:t>
+      </w:r>
+      <w:r>
+        <w:rPr>
+          <w:rFonts w:ascii="Tahoma" w:hAnsi="Tahoma" w:cs="Tahoma"/>
+          <w:b w:val="0"/>
+          <w:color w:val="1A1A1A"/>
+        </w:rPr>
+        <w:t xml:space="preserve"> ให้ทีม exec, procurement, warehouse และ fulfillment พร้อมทาง self-service แบบ read-only ให้คนที่ไม่ใช่สาย tech ดึงเลขเองได้</w:t>
+      </w:r>
+    </w:p>
+    <w:p>
+      <w:pPr>
+        <w:pStyle w:val="ListBullet"/>
+        <w:spacing w:after="60" w:line="269" w:lineRule="auto"/>
+      </w:pPr>
+      <w:r>
+        <w:rPr>
+          <w:rFonts w:ascii="Tahoma" w:hAnsi="Tahoma" w:cs="Tahoma"/>
+          <w:b/>
+          <w:color w:val="1A1A1A"/>
+        </w:rPr>
+        <w:t>ปิด platform migration ใหญ่ 2 ตัวจบในไตรมาสเดียว</w:t>
+      </w:r>
+      <w:r>
+        <w:rPr>
+          <w:rFonts w:ascii="Tahoma" w:hAnsi="Tahoma" w:cs="Tahoma"/>
+          <w:b w:val="0"/>
+          <w:color w:val="1A1A1A"/>
+        </w:rPr>
+        <w:t xml:space="preserve"> — ย้าย warehouse จาก </w:t>
+      </w:r>
+      <w:r>
+        <w:rPr>
+          <w:rFonts w:ascii="Tahoma" w:hAnsi="Tahoma" w:cs="Tahoma"/>
+          <w:b/>
+          <w:color w:val="1A1A1A"/>
+        </w:rPr>
+        <w:t>Azure SQL Server → self-hosted PostgreSQL</w:t>
+      </w:r>
+      <w:r>
+        <w:rPr>
+          <w:rFonts w:ascii="Tahoma" w:hAnsi="Tahoma" w:cs="Tahoma"/>
+          <w:b w:val="0"/>
+          <w:color w:val="1A1A1A"/>
+        </w:rPr>
+        <w:t xml:space="preserve"> (dbt-sqlserver → dbt-postgres) และ</w:t>
+      </w:r>
+      <w:r>
+        <w:rPr>
+          <w:rFonts w:ascii="Tahoma" w:hAnsi="Tahoma" w:cs="Tahoma"/>
+          <w:b/>
+          <w:color w:val="1A1A1A"/>
+        </w:rPr>
+        <w:t>ปลดระวาง Azure Data Factory ทั้ง 46 pipelines ที่เคยสร้างเอง</w:t>
+      </w:r>
+      <w:r>
+        <w:rPr>
+          <w:rFonts w:ascii="Tahoma" w:hAnsi="Tahoma" w:cs="Tahoma"/>
+          <w:b w:val="0"/>
+          <w:color w:val="1A1A1A"/>
+        </w:rPr>
+        <w:t xml:space="preserve"> แทนด้วย Airflow DAGs ที่เขียนเอง ลด cloud cost โดย dashboard ไม่ดาวน์เลย</w:t>
+      </w:r>
+    </w:p>
+    <w:p>
+      <w:pPr>
+        <w:pStyle w:val="ListBullet"/>
+        <w:spacing w:after="60" w:line="269" w:lineRule="auto"/>
+      </w:pPr>
+      <w:r>
+        <w:rPr>
+          <w:rFonts w:ascii="Tahoma" w:hAnsi="Tahoma" w:cs="Tahoma"/>
+          <w:b/>
+          <w:color w:val="1A1A1A"/>
+        </w:rPr>
+        <w:t>Data reliability engineering</w:t>
+      </w:r>
+      <w:r>
+        <w:rPr>
+          <w:rFonts w:ascii="Tahoma" w:hAnsi="Tahoma" w:cs="Tahoma"/>
+          <w:b w:val="0"/>
+          <w:color w:val="1A1A1A"/>
+        </w:rPr>
+        <w:t xml:space="preserve"> — ไล่ปิดคลาสความพังแบบ "pipeline เขียวแต่ข้อมูลหาย": freshness canary ที่วัดเทียบ source สดแทนการเชื่อ exit code และ value-presence gate ที่บังคับเป็น hard failure; </w:t>
+      </w:r>
+      <w:r>
+        <w:rPr>
+          <w:rFonts w:ascii="Tahoma" w:hAnsi="Tahoma" w:cs="Tahoma"/>
+          <w:b/>
+          <w:color w:val="1A1A1A"/>
+        </w:rPr>
+        <w:t>กู้เลขพัสดุคืน 23,677 เลข</w:t>
+      </w:r>
+      <w:r>
+        <w:rPr>
+          <w:rFonts w:ascii="Tahoma" w:hAnsi="Tahoma" w:cs="Tahoma"/>
+          <w:b w:val="0"/>
+          <w:color w:val="1A1A1A"/>
+        </w:rPr>
+        <w:t xml:space="preserve"> ที่กฎ dedup ลบทิ้งไปเงียบ ๆ และแก้ที่รากจน </w:t>
+      </w:r>
+      <w:r>
+        <w:rPr>
+          <w:rFonts w:ascii="Tahoma" w:hAnsi="Tahoma" w:cs="Tahoma"/>
+          <w:b/>
+          <w:color w:val="1A1A1A"/>
+        </w:rPr>
+        <w:t>28.5% ของยอดขายเดือนหนึ่งที่ไม่ติดชื่อร้านเหลือศูนย์</w:t>
+      </w:r>
+      <w:r>
+        <w:rPr>
+          <w:rFonts w:ascii="Tahoma" w:hAnsi="Tahoma" w:cs="Tahoma"/>
+          <w:b w:val="0"/>
+          <w:color w:val="1A1A1A"/>
+        </w:rPr>
+        <w:t xml:space="preserve"> พร้อม test กันไม่ให้กลับมาโดยไม่มีใครรู้</w:t>
       </w:r>
     </w:p>
     <w:p>
@@ -375,7 +614,7 @@
           <w:b w:val="0"/>
           <w:color w:val="1A1A1A"/>
         </w:rPr>
-        <w:t xml:space="preserve">สร้าง </w:t>
+        <w:t xml:space="preserve">ทำ </w:t>
       </w:r>
       <w:r>
         <w:rPr>
@@ -383,7 +622,7 @@
           <w:b/>
           <w:color w:val="1A1A1A"/>
         </w:rPr>
-        <w:t>ingestion &amp; orchestration layer</w:t>
+        <w:t>backup ตัวแรกของ warehouse ขนาด 59 GB ที่เดิมไม่เคยมี backup เลย</w:t>
       </w:r>
       <w:r>
         <w:rPr>
@@ -391,7 +630,7 @@
           <w:b w:val="0"/>
           <w:color w:val="1A1A1A"/>
         </w:rPr>
-        <w:t xml:space="preserve"> — Python + Playwright RPA framework (</w:t>
+        <w:t xml:space="preserve"> — nightly pg_dump stream ขึ้น Azure Blob พร้อม verification task แยกและ retention 35 วัน; และย้ายเส้นทางไฟล์ของ bronze จาก OneDrive ไปเป็น </w:t>
       </w:r>
       <w:r>
         <w:rPr>
@@ -399,7 +638,7 @@
           <w:b/>
           <w:color w:val="1A1A1A"/>
         </w:rPr>
-        <w:t>26 flows</w:t>
+        <w:t>Azure Blob data lake</w:t>
       </w:r>
       <w:r>
         <w:rPr>
@@ -407,85 +646,7 @@
           <w:b w:val="0"/>
           <w:color w:val="1A1A1A"/>
         </w:rPr>
-        <w:t xml:space="preserve">) แทน Power Automate Desktop 40 flows, และ </w:t>
-      </w:r>
-      <w:r>
-        <w:rPr>
-          <w:rFonts w:ascii="Tahoma" w:hAnsi="Tahoma" w:cs="Tahoma"/>
-          <w:b/>
-          <w:color w:val="1A1A1A"/>
-        </w:rPr>
-        <w:t>46 Azure Data Factory pipelines</w:t>
-      </w:r>
-      <w:r>
-        <w:rPr>
-          <w:rFonts w:ascii="Tahoma" w:hAnsi="Tahoma" w:cs="Tahoma"/>
-          <w:b w:val="0"/>
-          <w:color w:val="1A1A1A"/>
-        </w:rPr>
-        <w:t xml:space="preserve"> (รวม 25 reverse-ETL) ที่ sync legacy reporting; รันทุกคืนบน </w:t>
-      </w:r>
-      <w:r>
-        <w:rPr>
-          <w:rFonts w:ascii="Tahoma" w:hAnsi="Tahoma" w:cs="Tahoma"/>
-          <w:b/>
-          <w:color w:val="1A1A1A"/>
-        </w:rPr>
-        <w:t>Apache Airflow ใน Docker</w:t>
-      </w:r>
-      <w:r>
-        <w:rPr>
-          <w:rFonts w:ascii="Tahoma" w:hAnsi="Tahoma" w:cs="Tahoma"/>
-          <w:b w:val="0"/>
-          <w:color w:val="1A1A1A"/>
-        </w:rPr>
-        <w:t xml:space="preserve"> พร้อม custom operators, freshness gates และ email/LINE alert ภาษาไทย พร้อม self-service config app ให้ผู้ใช้ที่ไม่ใช่ developer เพิ่ม data source ใหม่ได้เอง</w:t>
-      </w:r>
-    </w:p>
-    <w:p>
-      <w:pPr>
-        <w:pStyle w:val="ListBullet"/>
-        <w:spacing w:after="60" w:line="269" w:lineRule="auto"/>
-      </w:pPr>
-      <w:r>
-        <w:rPr>
-          <w:rFonts w:ascii="Tahoma" w:hAnsi="Tahoma" w:cs="Tahoma"/>
-          <w:b w:val="0"/>
-          <w:color w:val="1A1A1A"/>
-        </w:rPr>
-        <w:t xml:space="preserve">กำลัง </w:t>
-      </w:r>
-      <w:r>
-        <w:rPr>
-          <w:rFonts w:ascii="Tahoma" w:hAnsi="Tahoma" w:cs="Tahoma"/>
-          <w:b/>
-          <w:color w:val="1A1A1A"/>
-        </w:rPr>
-        <w:t>re-platform warehouse จาก Azure SQL Server → self-hosted PostgreSQL</w:t>
-      </w:r>
-      <w:r>
-        <w:rPr>
-          <w:rFonts w:ascii="Tahoma" w:hAnsi="Tahoma" w:cs="Tahoma"/>
-          <w:b w:val="0"/>
-          <w:color w:val="1A1A1A"/>
-        </w:rPr>
-        <w:t xml:space="preserve"> — port </w:t>
-      </w:r>
-      <w:r>
-        <w:rPr>
-          <w:rFonts w:ascii="Tahoma" w:hAnsi="Tahoma" w:cs="Tahoma"/>
-          <w:b/>
-          <w:color w:val="1A1A1A"/>
-        </w:rPr>
-        <w:t>200+ dbt models</w:t>
-      </w:r>
-      <w:r>
-        <w:rPr>
-          <w:rFonts w:ascii="Tahoma" w:hAnsi="Tahoma" w:cs="Tahoma"/>
-          <w:b w:val="0"/>
-          <w:color w:val="1A1A1A"/>
-        </w:rPr>
-        <w:t xml:space="preserve"> (dbt-sqlserver → dbt-postgres) และ validate end-to-end ผ่าน Airflow/Docker เพื่อลด cloud cost โดยไม่กระทบ dashboard (dev port เสร็จแล้ว, production cutover กำลังดำเนินการ)</w:t>
+        <w:t xml:space="preserve"> ตัดรากของ ingestion failure ทั้งคลาส</w:t>
       </w:r>
     </w:p>
     <w:p>
@@ -523,21 +684,15 @@
           <w:b w:val="0"/>
           <w:color w:val="1A1A1A"/>
         </w:rPr>
-        <w:t xml:space="preserve"> พร้อม audit trail เต็มรูปแบบ</w:t>
+        <w:t xml:space="preserve"> พร้อม audit trail เต็มรูปแบบ; </w:t>
       </w:r>
-    </w:p>
-    <w:p>
-      <w:pPr>
-        <w:pStyle w:val="ListBullet"/>
-        <w:spacing w:after="60" w:line="269" w:lineRule="auto"/>
-      </w:pPr>
       <w:r>
         <w:rPr>
           <w:rFonts w:ascii="Tahoma" w:hAnsi="Tahoma" w:cs="Tahoma"/>
           <w:b/>
           <w:color w:val="1A1A1A"/>
         </w:rPr>
-        <w:t>ดูแล production stack ทั้งหมดคนเดียว</w:t>
+        <w:t>ดูแลระบบ production ทั้ง 7 ตัวคนเดียว</w:t>
       </w:r>
       <w:r>
         <w:rPr>
@@ -545,7 +700,7 @@
           <w:b w:val="0"/>
           <w:color w:val="1A1A1A"/>
         </w:rPr>
-        <w:t xml:space="preserve"> — 7 ระบบ production end-to-end (data platform, WMS, barcode scanner, webhook receiver, OCR pipeline, file-sync, marketplace RPA): ตั้งแต่ architecture, build, deploy ไปจนถึง on-call</w:t>
+        <w:t xml:space="preserve"> ตั้งแต่ architecture, build, deploy ไปจนถึง on-call</w:t>
       </w:r>
     </w:p>
     <w:p>
@@ -612,7 +767,7 @@
           <w:b w:val="0"/>
           <w:color w:val="1A1A1A"/>
         </w:rPr>
-        <w:t xml:space="preserve"> — กำหนด chart of accounts, customer/vendor master และมาตรฐาน SKU mapping เป็นรากฐานที่สะอาดสำหรับ finance, sales reporting และ BI</w:t>
+        <w:t xml:space="preserve"> — กำหนด chart of accounts, customer/vendor master และมาตรฐาน SKU mapping ข้าม marketplaces + ERP ให้เป็น single source of truth ของ catalog ปิดปัญหา SKU mapping กำกวมที่ทำให้สต็อกไม่ตรงกันข้ามช่องทาง</w:t>
       </w:r>
     </w:p>
     <w:p>
@@ -663,36 +818,6 @@
     </w:p>
     <w:p>
       <w:pPr>
-        <w:pStyle w:val="ListBullet"/>
-        <w:spacing w:after="60" w:line="269" w:lineRule="auto"/>
-      </w:pPr>
-      <w:r>
-        <w:rPr>
-          <w:rFonts w:ascii="Tahoma" w:hAnsi="Tahoma" w:cs="Tahoma"/>
-          <w:b w:val="0"/>
-          <w:color w:val="1A1A1A"/>
-        </w:rPr>
-        <w:t xml:space="preserve">สร้าง </w:t>
-      </w:r>
-      <w:r>
-        <w:rPr>
-          <w:rFonts w:ascii="Tahoma" w:hAnsi="Tahoma" w:cs="Tahoma"/>
-          <w:b/>
-          <w:color w:val="1A1A1A"/>
-        </w:rPr>
-        <w:t>product/SKU master data</w:t>
-      </w:r>
-      <w:r>
-        <w:rPr>
-          <w:rFonts w:ascii="Tahoma" w:hAnsi="Tahoma" w:cs="Tahoma"/>
-          <w:b w:val="0"/>
-          <w:color w:val="1A1A1A"/>
-        </w:rPr>
-        <w:t xml:space="preserve"> ข้าม marketplaces + ERP ให้เป็น single source of truth ของ catalog — ปิดปัญหา SKU mapping กำกวมที่ทำให้สต็อกไม่ตรงกันข้ามช่องทาง</w:t>
-      </w:r>
-    </w:p>
-    <w:p>
-      <w:pPr>
         <w:spacing w:after="100" w:before="200"/>
         <w:pBdr>
           <w:bottom w:val="single" w:sz="10" w:space="2" w:color="1A1A1A"/>
@@ -732,7 +857,7 @@
           <w:color w:val="555555"/>
           <w:sz w:val="19"/>
         </w:rPr>
-        <w:t>50 GB warehouse · 44M+ rows · 9 business domains · 100K+ rows/day · 1,000+ orders/day · 200+ dbt models · 270+ data tests · 46 ADF pipelines</w:t>
+        <w:t>59 GB PostgreSQL warehouse · 10.6M rows rebuilt nightly · 100K+ rows/day · 1,000+ orders/day · 178 dbt models · 420 data tests · 11 Airflow DAGs · 32 file types</w:t>
       </w:r>
     </w:p>
     <w:p>
@@ -745,7 +870,7 @@
           <w:b w:val="0"/>
           <w:color w:val="1A1A1A"/>
         </w:rPr>
-        <w:t>Data platform เต็มระบบ — ดึง raw data จาก 8 source systems (marketplaces, OMS, internal apps, logistics) ผ่าน Python + Playwright, Azure Data Factory และ dbt (กำลังย้ายไป Airflow) เข้าสู่ warehouse แบบ medallion แล้วเสิร์ฟผ่าน FastAPI + React dashboard (real-time KPIs, price alerts, procurement, drilldowns) แทนการที่เคยมีคนต้องนั่งโหลดและ refresh ไฟล์ด้วยมือทุกเช้า</w:t>
+        <w:t>Data platform เต็มระบบ — ดึง raw data จาก 8 source systems (marketplaces, OMS, internal apps, logistics) ผ่าน Python + Playwright และ direct database pull ลงใน Azure Blob data lake แล้วเข้า warehouse แบบ medallion 5 ชั้น บน PostgreSQL orchestrate ด้วย Apache Airflow ใน Docker แล้วเสิร์ฟผ่าน FastAPI + React dashboard (real-time KPIs, price alerts, procurement, drilldowns) แทนการที่เคยมีคนต้องนั่งโหลดและ refresh ไฟล์ด้วยมือทุกเช้า</w:t>
       </w:r>
     </w:p>
     <w:p>
@@ -763,6 +888,33 @@
           <w:sz w:val="22"/>
         </w:rPr>
         <w:t>EDUCATION</w:t>
+      </w:r>
+    </w:p>
+    <w:p>
+      <w:pPr>
+        <w:spacing w:after="0" w:before="40"/>
+      </w:pPr>
+      <w:r>
+        <w:rPr>
+          <w:rFonts w:ascii="Tahoma" w:hAnsi="Tahoma" w:cs="Tahoma"/>
+          <w:b/>
+          <w:color w:val="1A1A1A"/>
+        </w:rPr>
+        <w:t>วิศวกรรมศาสตรบัณฑิต (วศ.บ.) สาขาวิศวกรรมคอมพิวเตอร์ — กำลังศึกษา</w:t>
+      </w:r>
+    </w:p>
+    <w:p>
+      <w:pPr>
+        <w:spacing w:after="80" w:before="0"/>
+      </w:pPr>
+      <w:r>
+        <w:rPr>
+          <w:rFonts w:ascii="Tahoma" w:hAnsi="Tahoma" w:cs="Tahoma"/>
+          <w:b w:val="0"/>
+          <w:color w:val="555555"/>
+          <w:sz w:val="19"/>
+        </w:rPr>
+        <w:t>มหาวิทยาลัยเอเชียอาคเนย์ (Southeast Asia University) · ระบบการศึกษาทางไกลทางอินเทอร์เน็ต · ส.ค. 2026 – คาดว่าจบปี 2029 · เรียนคู่กับงานประจำ (เข้าเรียนสดช่วงเย็นวันธรรมดาและวันหยุด)</w:t>
       </w:r>
     </w:p>
     <w:p>
@@ -806,7 +958,7 @@
           <w:color w:val="1A1A1A"/>
           <w:sz w:val="22"/>
         </w:rPr>
-        <w:t>CERTIFICATIONS &amp; CONTINUOUS LEARNING</w:t>
+        <w:t>CERTIFICATIONS</w:t>
       </w:r>
     </w:p>
     <w:p>
@@ -861,33 +1013,6 @@
           <w:sz w:val="19"/>
         </w:rPr>
         <w:t>Skooldio · Jun 2025 — Core Python สำหรับงานข้อมูล ใช้เป็นฐานของ ETL scripts, FastAPI services และ Airflow operators ใน production</w:t>
-      </w:r>
-    </w:p>
-    <w:p>
-      <w:pPr>
-        <w:spacing w:after="0" w:before="40"/>
-      </w:pPr>
-      <w:r>
-        <w:rPr>
-          <w:rFonts w:ascii="Tahoma" w:hAnsi="Tahoma" w:cs="Tahoma"/>
-          <w:b/>
-          <w:color w:val="1A1A1A"/>
-        </w:rPr>
-        <w:t>Continuous Self-Directed Learning (Data Engineering)</w:t>
-      </w:r>
-    </w:p>
-    <w:p>
-      <w:pPr>
-        <w:spacing w:after="40" w:before="0"/>
-      </w:pPr>
-      <w:r>
-        <w:rPr>
-          <w:rFonts w:ascii="Tahoma" w:hAnsi="Tahoma" w:cs="Tahoma"/>
-          <w:b w:val="0"/>
-          <w:color w:val="555555"/>
-          <w:sz w:val="19"/>
-        </w:rPr>
-        <w:t>Ongoing — dbt (medallion, incremental, tests), Apache Airflow, Docker, PostgreSQL, Azure (ADF · App Service · Document Intelligence), FastAPI, React/TypeScript ผ่าน official docs และ AI pair-programming</w:t>
       </w:r>
     </w:p>
     <w:sectPr>

--- a/cv-sahatsawat-thongma.docx
+++ b/cv-sahatsawat-thongma.docx
@@ -18,7 +18,7 @@
     </w:p>
     <w:p>
       <w:pPr>
-        <w:spacing w:after="80" w:before="0"/>
+        <w:spacing w:after="20" w:before="0"/>
       </w:pPr>
       <w:r>
         <w:rPr>
@@ -28,6 +28,20 @@
           <w:sz w:val="25"/>
         </w:rPr>
         <w:t>Data Engineer</w:t>
+      </w:r>
+    </w:p>
+    <w:p>
+      <w:pPr>
+        <w:spacing w:after="80" w:before="0"/>
+      </w:pPr>
+      <w:r>
+        <w:rPr>
+          <w:rFonts w:ascii="Tahoma" w:hAnsi="Tahoma" w:cs="Tahoma"/>
+          <w:b w:val="0"/>
+          <w:color w:val="555555"/>
+          <w:sz w:val="20"/>
+        </w:rPr>
+        <w:t>สร้างระบบข้อมูลให้ธุรกิจ e-commerce — คนเดียว ตั้งแต่ต้นจนจบ</w:t>
       </w:r>
     </w:p>
     <w:p>
@@ -86,7 +100,7 @@
           <w:b w:val="0"/>
           <w:color w:val="1A1A1A"/>
         </w:rPr>
-        <w:t>Data Engineer ประสบการณ์ 4 ปีในสาย e-commerce — ออกแบบ สร้าง และดูแล data platform เต็มระบบในตัวคนเดียว (end-to-end) ให้บริษัท e-commerce ระดับร้อยล้านบาทต่อเดือน ปัจจุบันดูแล PostgreSQL data warehouse ขนาด 59 GB ที่ ingest 100K+ records/วัน ผ่าน ELT pipelines ด้วย 178 dbt models ใต้ 420 data tests บน medallion architecture 5 ชั้น + dimensional (Kimball) modeling orchestrate ด้วย Apache Airflow ใน Docker ปี 2026 ปิด migration ใหญ่ 2 ตัวจบในไตรมาสเดียว (Azure SQL Server → PostgreSQL on-prem และ Azure Data Factory → Airflow) ปัจจุบันโฟกัสที่ data reliability — จับเคสที่ pipeline เขียวแต่ข้อมูลหายเงียบ ๆ งานที่สร้างช่วยให้ทีม 25 คนประหยัดเวลารวม 25–75 ชม./วัน</w:t>
+        <w:t>Data Engineer ประสบการณ์ 4 ปีในสาย e-commerce — ออกแบบ สร้าง และดูแล data platform เต็มระบบคนเดียว (end-to-end) ให้บริษัท e-commerce ระดับร้อยล้านบาทต่อเดือน งานที่สร้างช่วยให้ทีม 30+ คนประหยัดเวลารวม 30–90 ชม./วัน งานมือ ~40 งาน/วันเปลี่ยนเป็นระบบอัตโนมัติที่รันเองตั้งแต่ตีห้า และผู้บริหารดูยอดขายได้เองโดยไม่ต้องรอรายงาน เทคโนโลยีที่ใช้จริงใน production: PostgreSQL data warehouse 59 GB (ingest 100K+ records/วัน), dbt, Apache Airflow ใน Docker, Python, ELT pipelines, medallion + dimensional (Kimball) modeling, Azure ปี 2026 ปิด platform migration 2 ตัวในไตรมาสเดียว (Azure SQL Server → PostgreSQL on-prem, Azure Data Factory → Airflow) ปัจจุบันโฟกัส data reliability — จับเคสที่ pipeline ขึ้นว่าสำเร็จแต่ข้อมูลหายเงียบ ๆ ก่อนกระทบการตัดสินใจ</w:t>
       </w:r>
     </w:p>
     <w:p>
@@ -326,7 +340,7 @@
           <w:b/>
           <w:color w:val="1A1A1A"/>
         </w:rPr>
-        <w:t>data warehouse ตัวแรกของบริษัท</w:t>
+        <w:t>data warehouse ตัวแรกของบริษัท พร้อม platform รอบตัวมัน</w:t>
       </w:r>
       <w:r>
         <w:rPr>
@@ -334,7 +348,7 @@
           <w:b w:val="0"/>
           <w:color w:val="1A1A1A"/>
         </w:rPr>
-        <w:t xml:space="preserve"> — แทน Google Sheets/Excel ที่กระจัดกระจาย ให้ทีม 25+ คน ประหยัดเวลารวมทั้งทีม </w:t>
+        <w:t xml:space="preserve"> — แทน Google Sheets/Excel ให้ทีม 30+ คน ประหยัดเวลารวม </w:t>
       </w:r>
       <w:r>
         <w:rPr>
@@ -342,7 +356,7 @@
           <w:b/>
           <w:color w:val="1A1A1A"/>
         </w:rPr>
-        <w:t>25–75 ชั่วโมง/วัน</w:t>
+        <w:t>30–90 ชม./วัน</w:t>
       </w:r>
       <w:r>
         <w:rPr>
@@ -350,149 +364,7 @@
           <w:b w:val="0"/>
           <w:color w:val="1A1A1A"/>
         </w:rPr>
-        <w:t xml:space="preserve"> และจบปัญหา reconcile ตัวเลขข้าม spreadsheet</w:t>
-      </w:r>
-    </w:p>
-    <w:p>
-      <w:pPr>
-        <w:pStyle w:val="ListBullet"/>
-        <w:spacing w:after="60" w:line="269" w:lineRule="auto"/>
-      </w:pPr>
-      <w:r>
-        <w:rPr>
-          <w:rFonts w:ascii="Tahoma" w:hAnsi="Tahoma" w:cs="Tahoma"/>
-          <w:b w:val="0"/>
-          <w:color w:val="1A1A1A"/>
-        </w:rPr>
-        <w:t xml:space="preserve">ออกแบบและสร้าง </w:t>
-      </w:r>
-      <w:r>
-        <w:rPr>
-          <w:rFonts w:ascii="Tahoma" w:hAnsi="Tahoma" w:cs="Tahoma"/>
-          <w:b/>
-          <w:color w:val="1A1A1A"/>
-        </w:rPr>
-        <w:t>platform ทั้งระบบ</w:t>
-      </w:r>
-      <w:r>
-        <w:rPr>
-          <w:rFonts w:ascii="Tahoma" w:hAnsi="Tahoma" w:cs="Tahoma"/>
-          <w:b w:val="0"/>
-          <w:color w:val="1A1A1A"/>
-        </w:rPr>
-        <w:t xml:space="preserve"> — </w:t>
-      </w:r>
-      <w:r>
-        <w:rPr>
-          <w:rFonts w:ascii="Tahoma" w:hAnsi="Tahoma" w:cs="Tahoma"/>
-          <w:b/>
-          <w:color w:val="1A1A1A"/>
-        </w:rPr>
-        <w:t>178 dbt models</w:t>
-      </w:r>
-      <w:r>
-        <w:rPr>
-          <w:rFonts w:ascii="Tahoma" w:hAnsi="Tahoma" w:cs="Tahoma"/>
-          <w:b w:val="0"/>
-          <w:color w:val="1A1A1A"/>
-        </w:rPr>
-        <w:t xml:space="preserve"> บน medallion architecture 5 ชั้น (bronze → staging → silver → intermediate → gold) พร้อม </w:t>
-      </w:r>
-      <w:r>
-        <w:rPr>
-          <w:rFonts w:ascii="Tahoma" w:hAnsi="Tahoma" w:cs="Tahoma"/>
-          <w:b/>
-          <w:color w:val="1A1A1A"/>
-        </w:rPr>
-        <w:t>420 data tests</w:t>
-      </w:r>
-      <w:r>
-        <w:rPr>
-          <w:rFonts w:ascii="Tahoma" w:hAnsi="Tahoma" w:cs="Tahoma"/>
-          <w:b w:val="0"/>
-          <w:color w:val="1A1A1A"/>
-        </w:rPr>
-        <w:t xml:space="preserve">, source-freshness checks และ </w:t>
-      </w:r>
-      <w:r>
-        <w:rPr>
-          <w:rFonts w:ascii="Tahoma" w:hAnsi="Tahoma" w:cs="Tahoma"/>
-          <w:b/>
-          <w:color w:val="1A1A1A"/>
-        </w:rPr>
-        <w:t>SCD type-2 dimensional modeling</w:t>
-      </w:r>
-      <w:r>
-        <w:rPr>
-          <w:rFonts w:ascii="Tahoma" w:hAnsi="Tahoma" w:cs="Tahoma"/>
-          <w:b w:val="0"/>
-          <w:color w:val="1A1A1A"/>
-        </w:rPr>
-        <w:t xml:space="preserve">; ป้อนด้วย </w:t>
-      </w:r>
-      <w:r>
-        <w:rPr>
-          <w:rFonts w:ascii="Tahoma" w:hAnsi="Tahoma" w:cs="Tahoma"/>
-          <w:b/>
-          <w:color w:val="1A1A1A"/>
-        </w:rPr>
-        <w:t>Python + Playwright ingestion framework</w:t>
-      </w:r>
-      <w:r>
-        <w:rPr>
-          <w:rFonts w:ascii="Tahoma" w:hAnsi="Tahoma" w:cs="Tahoma"/>
-          <w:b w:val="0"/>
-          <w:color w:val="1A1A1A"/>
-        </w:rPr>
-        <w:t xml:space="preserve"> ที่เขียนเองมาแทน Power Automate Desktop 40 flows เดิม orchestrate ทุกคืนด้วย </w:t>
-      </w:r>
-      <w:r>
-        <w:rPr>
-          <w:rFonts w:ascii="Tahoma" w:hAnsi="Tahoma" w:cs="Tahoma"/>
-          <w:b/>
-          <w:color w:val="1A1A1A"/>
-        </w:rPr>
-        <w:t>Apache Airflow ใน Docker</w:t>
-      </w:r>
-      <w:r>
-        <w:rPr>
-          <w:rFonts w:ascii="Tahoma" w:hAnsi="Tahoma" w:cs="Tahoma"/>
-          <w:b w:val="0"/>
-          <w:color w:val="1A1A1A"/>
-        </w:rPr>
-        <w:t xml:space="preserve">; ingest </w:t>
-      </w:r>
-      <w:r>
-        <w:rPr>
-          <w:rFonts w:ascii="Tahoma" w:hAnsi="Tahoma" w:cs="Tahoma"/>
-          <w:b/>
-          <w:color w:val="1A1A1A"/>
-        </w:rPr>
-        <w:t>100K+ records/วัน</w:t>
-      </w:r>
-      <w:r>
-        <w:rPr>
-          <w:rFonts w:ascii="Tahoma" w:hAnsi="Tahoma" w:cs="Tahoma"/>
-          <w:b w:val="0"/>
-          <w:color w:val="1A1A1A"/>
-        </w:rPr>
-        <w:t xml:space="preserve"> จาก 8 source systems แล้วเสิร์ฟ </w:t>
-      </w:r>
-      <w:r>
-        <w:rPr>
-          <w:rFonts w:ascii="Tahoma" w:hAnsi="Tahoma" w:cs="Tahoma"/>
-          <w:b/>
-          <w:color w:val="1A1A1A"/>
-        </w:rPr>
-        <w:t>FastAPI + React dashboards</w:t>
-      </w:r>
-      <w:r>
-        <w:rPr>
-          <w:rFonts w:ascii="Tahoma" w:hAnsi="Tahoma" w:cs="Tahoma"/>
-          <w:b w:val="0"/>
-          <w:color w:val="1A1A1A"/>
-        </w:rPr>
-        <w:t xml:space="preserve"> ให้ทีม exec, procurement, warehouse และ fulfillment พร้อมทาง self-service แบบ read-only ให้คนที่ไม่ใช่สาย tech ดึงเลขเองได้</w:t>
+        <w:t xml:space="preserve"> ผู้บริหารดูยอดขาย/สต็อกได้เอง งานมือ ~40 งาน/วันรันเองตั้งแต่ตีห้า · เทคนิค: 178 dbt models บน medallion architecture 5 ชั้น + SCD type-2 dimensional modeling, 420 data tests, ingest 100K+ records/วัน จาก 8 source systems ด้วย Python + Playwright ingestion framework, orchestrate ด้วย Apache Airflow ใน Docker, เสิร์ฟผ่าน FastAPI + React dashboards พร้อมทาง self-service แบบ read-only</w:t>
       </w:r>
     </w:p>
     <w:p>
@@ -506,7 +378,7 @@
           <w:b/>
           <w:color w:val="1A1A1A"/>
         </w:rPr>
-        <w:t>ปิด platform migration ใหญ่ 2 ตัวจบในไตรมาสเดียว</w:t>
+        <w:t>จับและแก้ data incident ที่ไม่มีสัญญาณเตือน</w:t>
       </w:r>
       <w:r>
         <w:rPr>
@@ -514,7 +386,7 @@
           <w:b w:val="0"/>
           <w:color w:val="1A1A1A"/>
         </w:rPr>
-        <w:t xml:space="preserve"> — ย้าย warehouse จาก </w:t>
+        <w:t xml:space="preserve"> — กู้เลขพัสดุคืน </w:t>
       </w:r>
       <w:r>
         <w:rPr>
@@ -522,7 +394,7 @@
           <w:b/>
           <w:color w:val="1A1A1A"/>
         </w:rPr>
-        <w:t>Azure SQL Server → self-hosted PostgreSQL</w:t>
+        <w:t>23,677 เลข</w:t>
       </w:r>
       <w:r>
         <w:rPr>
@@ -530,61 +402,7 @@
           <w:b w:val="0"/>
           <w:color w:val="1A1A1A"/>
         </w:rPr>
-        <w:t xml:space="preserve"> (dbt-sqlserver → dbt-postgres) และ</w:t>
-      </w:r>
-      <w:r>
-        <w:rPr>
-          <w:rFonts w:ascii="Tahoma" w:hAnsi="Tahoma" w:cs="Tahoma"/>
-          <w:b/>
-          <w:color w:val="1A1A1A"/>
-        </w:rPr>
-        <w:t>ปลดระวาง Azure Data Factory ทั้ง 46 pipelines ที่เคยสร้างเอง</w:t>
-      </w:r>
-      <w:r>
-        <w:rPr>
-          <w:rFonts w:ascii="Tahoma" w:hAnsi="Tahoma" w:cs="Tahoma"/>
-          <w:b w:val="0"/>
-          <w:color w:val="1A1A1A"/>
-        </w:rPr>
-        <w:t xml:space="preserve"> แทนด้วย Airflow DAGs ที่เขียนเอง ลด cloud cost โดย dashboard ไม่ดาวน์เลย</w:t>
-      </w:r>
-    </w:p>
-    <w:p>
-      <w:pPr>
-        <w:pStyle w:val="ListBullet"/>
-        <w:spacing w:after="60" w:line="269" w:lineRule="auto"/>
-      </w:pPr>
-      <w:r>
-        <w:rPr>
-          <w:rFonts w:ascii="Tahoma" w:hAnsi="Tahoma" w:cs="Tahoma"/>
-          <w:b/>
-          <w:color w:val="1A1A1A"/>
-        </w:rPr>
-        <w:t>Data reliability engineering</w:t>
-      </w:r>
-      <w:r>
-        <w:rPr>
-          <w:rFonts w:ascii="Tahoma" w:hAnsi="Tahoma" w:cs="Tahoma"/>
-          <w:b w:val="0"/>
-          <w:color w:val="1A1A1A"/>
-        </w:rPr>
-        <w:t xml:space="preserve"> — ไล่ปิดคลาสความพังแบบ "pipeline เขียวแต่ข้อมูลหาย": freshness canary ที่วัดเทียบ source สดแทนการเชื่อ exit code และ value-presence gate ที่บังคับเป็น hard failure; </w:t>
-      </w:r>
-      <w:r>
-        <w:rPr>
-          <w:rFonts w:ascii="Tahoma" w:hAnsi="Tahoma" w:cs="Tahoma"/>
-          <w:b/>
-          <w:color w:val="1A1A1A"/>
-        </w:rPr>
-        <w:t>กู้เลขพัสดุคืน 23,677 เลข</w:t>
-      </w:r>
-      <w:r>
-        <w:rPr>
-          <w:rFonts w:ascii="Tahoma" w:hAnsi="Tahoma" w:cs="Tahoma"/>
-          <w:b w:val="0"/>
-          <w:color w:val="1A1A1A"/>
-        </w:rPr>
-        <w:t xml:space="preserve"> ที่กฎ dedup ลบทิ้งไปเงียบ ๆ และแก้ที่รากจน </w:t>
+        <w:t xml:space="preserve"> ที่ dedup rule ลบทิ้งเงียบ ๆ และแก้ที่รากจน </w:t>
       </w:r>
       <w:r>
         <w:rPr>
@@ -600,53 +418,7 @@
           <w:b w:val="0"/>
           <w:color w:val="1A1A1A"/>
         </w:rPr>
-        <w:t xml:space="preserve"> พร้อม test กันไม่ให้กลับมาโดยไม่มีใครรู้</w:t>
-      </w:r>
-    </w:p>
-    <w:p>
-      <w:pPr>
-        <w:pStyle w:val="ListBullet"/>
-        <w:spacing w:after="60" w:line="269" w:lineRule="auto"/>
-      </w:pPr>
-      <w:r>
-        <w:rPr>
-          <w:rFonts w:ascii="Tahoma" w:hAnsi="Tahoma" w:cs="Tahoma"/>
-          <w:b w:val="0"/>
-          <w:color w:val="1A1A1A"/>
-        </w:rPr>
-        <w:t xml:space="preserve">ทำ </w:t>
-      </w:r>
-      <w:r>
-        <w:rPr>
-          <w:rFonts w:ascii="Tahoma" w:hAnsi="Tahoma" w:cs="Tahoma"/>
-          <w:b/>
-          <w:color w:val="1A1A1A"/>
-        </w:rPr>
-        <w:t>backup ตัวแรกของ warehouse ขนาด 59 GB ที่เดิมไม่เคยมี backup เลย</w:t>
-      </w:r>
-      <w:r>
-        <w:rPr>
-          <w:rFonts w:ascii="Tahoma" w:hAnsi="Tahoma" w:cs="Tahoma"/>
-          <w:b w:val="0"/>
-          <w:color w:val="1A1A1A"/>
-        </w:rPr>
-        <w:t xml:space="preserve"> — nightly pg_dump stream ขึ้น Azure Blob พร้อม verification task แยกและ retention 35 วัน; และย้ายเส้นทางไฟล์ของ bronze จาก OneDrive ไปเป็น </w:t>
-      </w:r>
-      <w:r>
-        <w:rPr>
-          <w:rFonts w:ascii="Tahoma" w:hAnsi="Tahoma" w:cs="Tahoma"/>
-          <w:b/>
-          <w:color w:val="1A1A1A"/>
-        </w:rPr>
-        <w:t>Azure Blob data lake</w:t>
-      </w:r>
-      <w:r>
-        <w:rPr>
-          <w:rFonts w:ascii="Tahoma" w:hAnsi="Tahoma" w:cs="Tahoma"/>
-          <w:b w:val="0"/>
-          <w:color w:val="1A1A1A"/>
-        </w:rPr>
-        <w:t xml:space="preserve"> ตัดรากของ ingestion failure ทั้งคลาส</w:t>
+        <w:t xml:space="preserve"> · เทคนิค: freshness canary เทียบ source สด, value-presence gate เป็น hard failure, regression test กันกลับมาโดยไม่มีใครรู้</w:t>
       </w:r>
     </w:p>
     <w:p>
@@ -660,7 +432,7 @@
           <w:b/>
           <w:color w:val="1A1A1A"/>
         </w:rPr>
-        <w:t>แทนที่ vendor WMS ด้วย custom apps</w:t>
+        <w:t>ลด cloud cost รายเดือน และทำ disaster-recovery backup ตัวแรกของ warehouse 59 GB</w:t>
       </w:r>
       <w:r>
         <w:rPr>
@@ -668,7 +440,45 @@
           <w:b w:val="0"/>
           <w:color w:val="1A1A1A"/>
         </w:rPr>
-        <w:t xml:space="preserve"> (WMS, barcode scanner, invoice OCR) ที่ป้อนข้อมูลเข้า warehouse — พนักงานคลัง (รวมที่ไม่ใช้ภาษาไทย) เรียนรู้ได้ใน 5 นาที รองรับ </w:t>
+        <w:t xml:space="preserve"> — ปิด platform migration 2 ตัวจบในไตรมาสเดียว (Azure SQL Server → self-hosted PostgreSQL และปลดระวาง Azure Data Factory ทั้ง 46 pipelines → Airflow DAGs) โดย dashboard ไม่ดาวน์เลย · backup: nightly pg_dump ขึ้น Azure Blob พร้อม verification task แยก retention 35 วัน</w:t>
+      </w:r>
+    </w:p>
+    <w:p>
+      <w:pPr>
+        <w:pStyle w:val="ListBullet"/>
+        <w:spacing w:after="60" w:line="269" w:lineRule="auto"/>
+      </w:pPr>
+      <w:r>
+        <w:rPr>
+          <w:rFonts w:ascii="Tahoma" w:hAnsi="Tahoma" w:cs="Tahoma"/>
+          <w:b/>
+          <w:color w:val="1A1A1A"/>
+        </w:rPr>
+        <w:t>แทนที่ vendor WMS ด้วย custom apps ที่เขียนเอง</w:t>
+      </w:r>
+      <w:r>
+        <w:rPr>
+          <w:rFonts w:ascii="Tahoma" w:hAnsi="Tahoma" w:cs="Tahoma"/>
+          <w:b w:val="0"/>
+          <w:color w:val="1A1A1A"/>
+        </w:rPr>
+        <w:t xml:space="preserve"> (WMS, barcode scanner, invoice OCR) — จากโค้ดบรรทัดแรกถึงหน้างานจริงใน </w:t>
+      </w:r>
+      <w:r>
+        <w:rPr>
+          <w:rFonts w:ascii="Tahoma" w:hAnsi="Tahoma" w:cs="Tahoma"/>
+          <w:b/>
+          <w:color w:val="1A1A1A"/>
+        </w:rPr>
+        <w:t>15 วัน</w:t>
+      </w:r>
+      <w:r>
+        <w:rPr>
+          <w:rFonts w:ascii="Tahoma" w:hAnsi="Tahoma" w:cs="Tahoma"/>
+          <w:b w:val="0"/>
+          <w:color w:val="1A1A1A"/>
+        </w:rPr>
+        <w:t xml:space="preserve"> พนักงานคลัง (รวมที่ไม่ใช้ภาษาไทย) เรียนรู้ใน 5 นาที รองรับ </w:t>
       </w:r>
       <w:r>
         <w:rPr>
@@ -684,7 +494,7 @@
           <w:b w:val="0"/>
           <w:color w:val="1A1A1A"/>
         </w:rPr>
-        <w:t xml:space="preserve"> พร้อม audit trail เต็มรูปแบบ; </w:t>
+        <w:t xml:space="preserve"> พร้อม audit trail เต็มรูปแบบ · </w:t>
       </w:r>
       <w:r>
         <w:rPr>
@@ -700,7 +510,7 @@
           <w:b w:val="0"/>
           <w:color w:val="1A1A1A"/>
         </w:rPr>
-        <w:t xml:space="preserve"> ตั้งแต่ architecture, build, deploy ไปจนถึง on-call</w:t>
+        <w:t xml:space="preserve"> ตั้งแต่ architecture, build, deploy ถึง on-call (FastAPI, React, PostgreSQL)</w:t>
       </w:r>
     </w:p>
     <w:p>
@@ -748,18 +558,10 @@
       <w:r>
         <w:rPr>
           <w:rFonts w:ascii="Tahoma" w:hAnsi="Tahoma" w:cs="Tahoma"/>
-          <w:b w:val="0"/>
-          <w:color w:val="1A1A1A"/>
-        </w:rPr>
-        <w:t xml:space="preserve">วาง </w:t>
-      </w:r>
-      <w:r>
-        <w:rPr>
-          <w:rFonts w:ascii="Tahoma" w:hAnsi="Tahoma" w:cs="Tahoma"/>
           <w:b/>
           <w:color w:val="1A1A1A"/>
         </w:rPr>
-        <w:t>Ecount ERP master data ตั้งแต่ศูนย์</w:t>
+        <w:t>จบปัญหาสต็อกไม่ตรงกันข้ามช่องทางขาย</w:t>
       </w:r>
       <w:r>
         <w:rPr>
@@ -767,7 +569,7 @@
           <w:b w:val="0"/>
           <w:color w:val="1A1A1A"/>
         </w:rPr>
-        <w:t xml:space="preserve"> — กำหนด chart of accounts, customer/vendor master และมาตรฐาน SKU mapping ข้าม marketplaces + ERP ให้เป็น single source of truth ของ catalog ปิดปัญหา SKU mapping กำกวมที่ทำให้สต็อกไม่ตรงกันข้ามช่องทาง</w:t>
+        <w:t xml:space="preserve"> — วาง master data ของ ERP ตั้งแต่ศูนย์: ผังบัญชี, ข้อมูลลูกค้า/ผู้ขาย และมาตรฐาน SKU เดียวกันทุก marketplace ให้ finance กับ sales ใช้ตัวเลขชุดเดียวกัน (Ecount ERP) · เทคนิค: chart of accounts, customer/vendor master, SKU mapping ข้าม marketplaces + ERP</w:t>
       </w:r>
     </w:p>
     <w:p>
@@ -778,18 +580,10 @@
       <w:r>
         <w:rPr>
           <w:rFonts w:ascii="Tahoma" w:hAnsi="Tahoma" w:cs="Tahoma"/>
-          <w:b w:val="0"/>
-          <w:color w:val="1A1A1A"/>
-        </w:rPr>
-        <w:t xml:space="preserve">สร้าง </w:t>
-      </w:r>
-      <w:r>
-        <w:rPr>
-          <w:rFonts w:ascii="Tahoma" w:hAnsi="Tahoma" w:cs="Tahoma"/>
           <w:b/>
           <w:color w:val="1A1A1A"/>
         </w:rPr>
-        <w:t>Power BI reports</w:t>
+        <w:t>ปิดปัญหาตัวเลข sales กับ finance ไม่ตรงกันที่เกิดซ้ำทุกเดือน</w:t>
       </w:r>
       <w:r>
         <w:rPr>
@@ -797,23 +591,7 @@
           <w:b w:val="0"/>
           <w:color w:val="1A1A1A"/>
         </w:rPr>
-        <w:t xml:space="preserve"> และใช้ </w:t>
-      </w:r>
-      <w:r>
-        <w:rPr>
-          <w:rFonts w:ascii="Tahoma" w:hAnsi="Tahoma" w:cs="Tahoma"/>
-          <w:b/>
-          <w:color w:val="1A1A1A"/>
-        </w:rPr>
-        <w:t>Power Query</w:t>
-      </w:r>
-      <w:r>
-        <w:rPr>
-          <w:rFonts w:ascii="Tahoma" w:hAnsi="Tahoma" w:cs="Tahoma"/>
-          <w:b w:val="0"/>
-          <w:color w:val="1A1A1A"/>
-        </w:rPr>
-        <w:t xml:space="preserve"> reconcile ข้อมูล ERP ระหว่างทีม sales และ finance — สร้าง monthly reporting ที่สม่ำเสมอ ปิด recurring discrepancy ที่เกิดซ้ำ</w:t>
+        <w:t xml:space="preserve"> — สร้างรายงานรายเดือนกลางที่สองทีมใช้กระทบยอดร่วมกัน (Power BI, Power Query)</w:t>
       </w:r>
     </w:p>
     <w:p>
@@ -870,7 +648,7 @@
           <w:b w:val="0"/>
           <w:color w:val="1A1A1A"/>
         </w:rPr>
-        <w:t>Data platform เต็มระบบ — ดึง raw data จาก 8 source systems (marketplaces, OMS, internal apps, logistics) ผ่าน Python + Playwright และ direct database pull ลงใน Azure Blob data lake แล้วเข้า warehouse แบบ medallion 5 ชั้น บน PostgreSQL orchestrate ด้วย Apache Airflow ใน Docker แล้วเสิร์ฟผ่าน FastAPI + React dashboard (real-time KPIs, price alerts, procurement, drilldowns) แทนการที่เคยมีคนต้องนั่งโหลดและ refresh ไฟล์ด้วยมือทุกเช้า</w:t>
+        <w:t>Data platform เต็มระบบ สร้างและดูแลคนเดียว — เปลี่ยนงานที่เคยต้องมีคนนั่งโหลดและ refresh ไฟล์ทุกเช้า ให้ระบบดึง raw data จาก 8 source systems (marketplaces, OMS, internal apps, logistics) เองอัตโนมัติ แล้วเสิร์ฟเป็น dashboard แบบ real-time ให้ทั้งบริษัท (Python + Playwright → Azure Blob data lake → dbt medallion 5 ชั้นบน PostgreSQL → Apache Airflow ใน Docker → FastAPI + React)</w:t>
       </w:r>
     </w:p>
     <w:p>

--- a/cv-sahatsawat-thongma.docx
+++ b/cv-sahatsawat-thongma.docx
@@ -41,7 +41,7 @@
           <w:color w:val="555555"/>
           <w:sz w:val="20"/>
         </w:rPr>
-        <w:t>สร้างระบบข้อมูลให้ธุรกิจ e-commerce — คนเดียว ตั้งแต่ต้นจนจบ</w:t>
+        <w:t>Data platform · Web apps · AI systems — ออกแบบ สร้าง และดูแลเองตั้งแต่ต้นจนจบ</w:t>
       </w:r>
     </w:p>
     <w:p>
@@ -100,7 +100,35 @@
           <w:b w:val="0"/>
           <w:color w:val="1A1A1A"/>
         </w:rPr>
-        <w:t>Data Engineer ประสบการณ์ 4 ปีในสาย e-commerce — ออกแบบ สร้าง และดูแล data platform เต็มระบบคนเดียว (end-to-end) ให้บริษัท e-commerce ระดับร้อยล้านบาทต่อเดือน งานที่สร้างช่วยให้ทีม 30+ คนประหยัดเวลารวม 30–90 ชม./วัน งานมือ ~40 งาน/วันเปลี่ยนเป็นระบบอัตโนมัติที่รันเองตั้งแต่ตีห้า และผู้บริหารดูยอดขายได้เองโดยไม่ต้องรอรายงาน เทคโนโลยีที่ใช้จริงใน production: PostgreSQL data warehouse 59 GB (ingest 100K+ records/วัน), dbt, Apache Airflow ใน Docker, Python, ELT pipelines, medallion + dimensional (Kimball) modeling, Azure ปี 2026 ปิด platform migration 2 ตัวในไตรมาสเดียว (Azure SQL Server → PostgreSQL on-prem, Azure Data Factory → Airflow) ปัจจุบันโฟกัส data reliability — จับเคสที่ pipeline ขึ้นว่าสำเร็จแต่ข้อมูลหายเงียบ ๆ ก่อนกระทบการตัดสินใจ</w:t>
+        <w:t>Data Engineer ประสบการณ์ 4 ปีในสาย e-commerce — ออกแบบ สร้าง และดูแล data platform เต็มระบบแบบ end-to-end ให้บริษัทที่ขาย ~200 ล้านบาท/เดือน รวมถึง web app และ AI system ที่ทีมใช้งานจริงทุกวัน งานมือ ~40 งาน/วันเปลี่ยนเป็นระบบอัตโนมัติที่รันเองตั้งแต่ตีห้า และผู้บริหารดูยอดขาย/สต็อกได้เองโดยไม่ต้องรอรายงาน</w:t>
+      </w:r>
+    </w:p>
+    <w:p>
+      <w:pPr>
+        <w:spacing w:after="80" w:before="0"/>
+        <w:jc w:val="both"/>
+      </w:pPr>
+      <w:r>
+        <w:rPr>
+          <w:rFonts w:ascii="Tahoma" w:hAnsi="Tahoma" w:cs="Tahoma"/>
+          <w:b w:val="0"/>
+          <w:color w:val="1A1A1A"/>
+        </w:rPr>
+        <w:t>เทคโนโลยีที่ใช้จริงใน production: PostgreSQL data warehouse 52 GB (70 ล้านแถว, 8 source systems), dbt (199 models / 494 tests), Apache Airflow ใน Docker, Python, ELT pipelines, medallion + dimensional (Kimball) modeling, FastAPI/React และ Azure ปี 2026 ปิด platform migration 2 ตัวจบในไตรมาสเดียว (Azure SQL Server → PostgreSQL on-prem, Azure Data Factory → Airflow)</w:t>
+      </w:r>
+    </w:p>
+    <w:p>
+      <w:pPr>
+        <w:spacing w:after="80" w:before="0"/>
+        <w:jc w:val="both"/>
+      </w:pPr>
+      <w:r>
+        <w:rPr>
+          <w:rFonts w:ascii="Tahoma" w:hAnsi="Tahoma" w:cs="Tahoma"/>
+          <w:b w:val="0"/>
+          <w:color w:val="1A1A1A"/>
+        </w:rPr>
+        <w:t>โฟกัสปัจจุบันคือ data reliability — จับเคสที่ pipeline ขึ้นว่าสำเร็จแต่ข้อมูลหายเงียบ ๆ ก่อนที่ตัวเลขผิดจะไปถึงการตัดสินใจ</w:t>
       </w:r>
     </w:p>
     <w:p>
@@ -202,6 +230,27 @@
           <w:color w:val="1A1A1A"/>
         </w:rPr>
         <w:t>FastAPI, React / TypeScript, REST / JSON API</w:t>
+      </w:r>
+    </w:p>
+    <w:p>
+      <w:pPr>
+        <w:spacing w:after="60" w:before="0"/>
+      </w:pPr>
+      <w:r>
+        <w:rPr>
+          <w:rFonts w:ascii="Tahoma" w:hAnsi="Tahoma" w:cs="Tahoma"/>
+          <w:b/>
+          <w:color w:val="1A1A1A"/>
+        </w:rPr>
+        <w:t xml:space="preserve">AI Systems: </w:t>
+      </w:r>
+      <w:r>
+        <w:rPr>
+          <w:rFonts w:ascii="Tahoma" w:hAnsi="Tahoma" w:cs="Tahoma"/>
+          <w:b w:val="0"/>
+          <w:color w:val="1A1A1A"/>
+        </w:rPr>
+        <w:t>LLM tool-calling / function calling, AI agents, natural-language-to-SQL (read-only + PII guard), Azure OpenAI / Azure AI Foundry</w:t>
       </w:r>
     </w:p>
     <w:p>
@@ -329,10 +378,18 @@
       <w:r>
         <w:rPr>
           <w:rFonts w:ascii="Tahoma" w:hAnsi="Tahoma" w:cs="Tahoma"/>
+          <w:b/>
+          <w:color w:val="1A1A1A"/>
+        </w:rPr>
+        <w:t>ทำให้ KPI ที่ผู้บริหารดูทุกวันเชื่อถือได้เป็นครั้งแรก</w:t>
+      </w:r>
+      <w:r>
+        <w:rPr>
+          <w:rFonts w:ascii="Tahoma" w:hAnsi="Tahoma" w:cs="Tahoma"/>
           <w:b w:val="0"/>
           <w:color w:val="1A1A1A"/>
         </w:rPr>
-        <w:t xml:space="preserve">สร้าง </w:t>
+        <w:t xml:space="preserve"> — อัตราส่งของทันเวลา (fulfillment rate) เคยรายงานว่าปี 2025 หลุดเป้าเกือบทั้งหมด ทั้งที่ ERP ยืนยันว่าส่งของแล้ว 97% เพราะโมเดลตัดสินช่วงเวลาที่ feed ต้นทางยังไม่เกิด และเอาออเดอร์ที่สัญญาคนละแบบ (พรีออเดอร์/B2B/ขายส่ง) มารวมในตัวหารเดียวกัน · รื้อวิธีวัดใหม่ทั้งชุด → ปัจจุบัน </w:t>
       </w:r>
       <w:r>
         <w:rPr>
@@ -340,7 +397,7 @@
           <w:b/>
           <w:color w:val="1A1A1A"/>
         </w:rPr>
-        <w:t>data warehouse ตัวแรกของบริษัท พร้อม platform รอบตัวมัน</w:t>
+        <w:t>94.6% บน 323,134 ออเดอร์</w:t>
       </w:r>
       <w:r>
         <w:rPr>
@@ -348,7 +405,7 @@
           <w:b w:val="0"/>
           <w:color w:val="1A1A1A"/>
         </w:rPr>
-        <w:t xml:space="preserve"> — แทน Google Sheets/Excel ให้ทีม 30+ คน ประหยัดเวลารวม </w:t>
+        <w:t xml:space="preserve"> และเคสที่หลุดซึ่ง </w:t>
       </w:r>
       <w:r>
         <w:rPr>
@@ -356,7 +413,7 @@
           <w:b/>
           <w:color w:val="1A1A1A"/>
         </w:rPr>
-        <w:t>30–90 ชม./วัน</w:t>
+        <w:t>88% เคยไม่มีสาเหตุกำกับ</w:t>
       </w:r>
       <w:r>
         <w:rPr>
@@ -364,7 +421,7 @@
           <w:b w:val="0"/>
           <w:color w:val="1A1A1A"/>
         </w:rPr>
-        <w:t xml:space="preserve"> ผู้บริหารดูยอดขาย/สต็อกได้เอง งานมือ ~40 งาน/วันรันเองตั้งแต่ตีห้า · เทคนิค: 178 dbt models บน medallion architecture 5 ชั้น + SCD type-2 dimensional modeling, 420 data tests, ingest 100K+ records/วัน จาก 8 source systems ด้วย Python + Playwright ingestion framework, orchestrate ด้วย Apache Airflow ใน Docker, เสิร์ฟผ่าน FastAPI + React dashboards พร้อมทาง self-service แบบ read-only</w:t>
+        <w:t xml:space="preserve"> ตอนนี้ระบุสาเหตุได้ครบ ทีมปฏิบัติการไล่แก้เป็นรายสาเหตุได้ครั้งแรก · เทคนิค: data-coverage floor, scope gate, failure-reason taxonomy 6 ชั้น บน fact table 17 แกนพยาน</w:t>
       </w:r>
     </w:p>
     <w:p>
@@ -410,7 +467,7 @@
           <w:b/>
           <w:color w:val="1A1A1A"/>
         </w:rPr>
-        <w:t>28.5% ของยอดขายเดือนหนึ่งที่ไม่ติดชื่อร้านเหลือศูนย์</w:t>
+        <w:t>28.5% ของยอดขายเดือนหนึ่ง (฿37.9 ล้าน จาก ฿132.8 ล้าน) ที่ไม่ติดชื่อร้านเหลือศูนย์</w:t>
       </w:r>
       <w:r>
         <w:rPr>
@@ -418,7 +475,7 @@
           <w:b w:val="0"/>
           <w:color w:val="1A1A1A"/>
         </w:rPr>
-        <w:t xml:space="preserve"> · เทคนิค: freshness canary เทียบ source สด, value-presence gate เป็น hard failure, regression test กันกลับมาโดยไม่มีใครรู้</w:t>
+        <w:t xml:space="preserve"> · เทคนิค: freshness canary เทียบ source สด, value-presence gate เป็น hard failure, regression test กันกลับมาโดยไม่มีใครรู้ · และทำ disaster-recovery backup ตัวแรกของ warehouse (nightly pg_dump ขึ้น Azure Blob พร้อม verification task แยก retention 35 วัน)</w:t>
       </w:r>
     </w:p>
     <w:p>
@@ -432,7 +489,7 @@
           <w:b/>
           <w:color w:val="1A1A1A"/>
         </w:rPr>
-        <w:t>ลด cloud cost รายเดือน และทำ disaster-recovery backup ตัวแรกของ warehouse 59 GB</w:t>
+        <w:t>เปลี่ยนปัญหาที่เคย “รู้ตอนสายไปแล้ว” ให้ดักได้ล่วงหน้า</w:t>
       </w:r>
       <w:r>
         <w:rPr>
@@ -440,7 +497,39 @@
           <w:b w:val="0"/>
           <w:color w:val="1A1A1A"/>
         </w:rPr>
-        <w:t xml:space="preserve"> — ปิด platform migration 2 ตัวจบในไตรมาสเดียว (Azure SQL Server → self-hosted PostgreSQL และปลดระวาง Azure Data Factory ทั้ง 46 pipelines → Airflow DAGs) โดย dashboard ไม่ดาวน์เลย · backup: nightly pg_dump ขึ้น Azure Blob พร้อม verification task แยก retention 35 วัน</w:t>
+        <w:t xml:space="preserve"> — สร้างระบบเทียบราคาขายจริงกับเพดานราคา/ส่วนลดราย SKU × ร้าน (มี.ค. 2026): ย้อนตรวจทั้งประวัติการขายดักได้ </w:t>
+      </w:r>
+      <w:r>
+        <w:rPr>
+          <w:rFonts w:ascii="Tahoma" w:hAnsi="Tahoma" w:cs="Tahoma"/>
+          <w:b/>
+          <w:color w:val="1A1A1A"/>
+        </w:rPr>
+        <w:t>150 คู่ SKU×ร้าน / 970 จุด · ส่วนลดที่ให้เกินเพดานที่ตั้งไว้เอง ฿331,460</w:t>
+      </w:r>
+      <w:r>
+        <w:rPr>
+          <w:rFonts w:ascii="Tahoma" w:hAnsi="Tahoma" w:cs="Tahoma"/>
+          <w:b w:val="0"/>
+          <w:color w:val="1A1A1A"/>
+        </w:rPr>
+        <w:t xml:space="preserve"> · และสร้าง reorder engine บน dashboard (จุดสั่งซ้ำ, safety stock, days-of-cover, ปริมาณที่ควรสั่ง) แทนการเปิดหลายตารางมานั่งเทียบเอง — ปัจจุบันครอบ </w:t>
+      </w:r>
+      <w:r>
+        <w:rPr>
+          <w:rFonts w:ascii="Tahoma" w:hAnsi="Tahoma" w:cs="Tahoma"/>
+          <w:b/>
+          <w:color w:val="1A1A1A"/>
+        </w:rPr>
+        <w:t>2,971 SKU ชี้ 373 ตัวที่ต้องสั่งทันที</w:t>
+      </w:r>
+      <w:r>
+        <w:rPr>
+          <w:rFonts w:ascii="Tahoma" w:hAnsi="Tahoma" w:cs="Tahoma"/>
+          <w:b w:val="0"/>
+          <w:color w:val="1A1A1A"/>
+        </w:rPr>
+        <w:t xml:space="preserve"> และจับ PO ค้างที่ระบบเคยนับผิดว่าเป็น “ของกำลังมา”</w:t>
       </w:r>
     </w:p>
     <w:p>
@@ -454,7 +543,7 @@
           <w:b/>
           <w:color w:val="1A1A1A"/>
         </w:rPr>
-        <w:t>แทนที่ vendor WMS ด้วย custom apps ที่เขียนเอง</w:t>
+        <w:t>แทนที่ vendor WMS ด้วย custom apps ที่เขียนเอง และปิดช่องว่างที่ ERP ทำไม่ได้</w:t>
       </w:r>
       <w:r>
         <w:rPr>
@@ -462,7 +551,7 @@
           <w:b w:val="0"/>
           <w:color w:val="1A1A1A"/>
         </w:rPr>
-        <w:t xml:space="preserve"> (WMS, barcode scanner, invoice OCR) — จากโค้ดบรรทัดแรกถึงหน้างานจริงใน </w:t>
+        <w:t xml:space="preserve"> — WMS: จากโค้ดบรรทัดแรกถึง production deploy ใน </w:t>
       </w:r>
       <w:r>
         <w:rPr>
@@ -478,7 +567,7 @@
           <w:b w:val="0"/>
           <w:color w:val="1A1A1A"/>
         </w:rPr>
-        <w:t xml:space="preserve"> พนักงานคลัง (รวมที่ไม่ใช้ภาษาไทย) เรียนรู้ใน 5 นาที รองรับ </w:t>
+        <w:t xml:space="preserve"> พนักงานคลัง (รวมที่ไม่ใช้ภาษาไทย) เรียนรู้ใน 5 นาที ทุกการหยิบ/นับ/ย้ายลง inventory ledger พร้อม audit trail — ปัจจุบัน </w:t>
       </w:r>
       <w:r>
         <w:rPr>
@@ -486,7 +575,7 @@
           <w:b/>
           <w:color w:val="1A1A1A"/>
         </w:rPr>
-        <w:t>1,000+ orders/วัน</w:t>
+        <w:t>208,189 รายการ · ผู้ใช้จริง 36 คน</w:t>
       </w:r>
       <w:r>
         <w:rPr>
@@ -494,7 +583,7 @@
           <w:b w:val="0"/>
           <w:color w:val="1A1A1A"/>
         </w:rPr>
-        <w:t xml:space="preserve"> พร้อม audit trail เต็มรูปแบบ · </w:t>
+        <w:t xml:space="preserve"> รองรับ ~2,000 ออเดอร์/วัน · ระบบสแกน barcode ปิด 2 ช่องว่างของ ERP: แยก </w:t>
       </w:r>
       <w:r>
         <w:rPr>
@@ -502,7 +591,7 @@
           <w:b/>
           <w:color w:val="1A1A1A"/>
         </w:rPr>
-        <w:t>ดูแลระบบ production ทั้ง 7 ตัวคนเดียว</w:t>
+        <w:t>“เคลม” ออกจาก “คืนปกติ” ได้ 21,152 พัสดุ</w:t>
       </w:r>
       <w:r>
         <w:rPr>
@@ -510,7 +599,83 @@
           <w:b w:val="0"/>
           <w:color w:val="1A1A1A"/>
         </w:rPr>
-        <w:t xml:space="preserve"> ตั้งแต่ architecture, build, deploy ถึง on-call (FastAPI, React, PostgreSQL)</w:t>
+        <w:t xml:space="preserve"> และตอบได้ว่าของกลับถึงคลังหรือยัง (มองเห็นขากลับจาก 26.8% เป็น 98.0% ผ่าน crosswalk เลขขาไป↔ขากลับ 28,891 คู่) — เห็นของกำลังเดินทางกลับมูลค่า </w:t>
+      </w:r>
+      <w:r>
+        <w:rPr>
+          <w:rFonts w:ascii="Tahoma" w:hAnsi="Tahoma" w:cs="Tahoma"/>
+          <w:b/>
+          <w:color w:val="1A1A1A"/>
+        </w:rPr>
+        <w:t>฿7.9 ล้าน</w:t>
+      </w:r>
+      <w:r>
+        <w:rPr>
+          <w:rFonts w:ascii="Tahoma" w:hAnsi="Tahoma" w:cs="Tahoma"/>
+          <w:b w:val="0"/>
+          <w:color w:val="1A1A1A"/>
+        </w:rPr>
+        <w:t xml:space="preserve"> ที่เดิมมองไม่เห็น</w:t>
+      </w:r>
+    </w:p>
+    <w:p>
+      <w:pPr>
+        <w:pStyle w:val="ListBullet"/>
+        <w:spacing w:after="60" w:line="269" w:lineRule="auto"/>
+      </w:pPr>
+      <w:r>
+        <w:rPr>
+          <w:rFonts w:ascii="Tahoma" w:hAnsi="Tahoma" w:cs="Tahoma"/>
+          <w:b/>
+          <w:color w:val="1A1A1A"/>
+        </w:rPr>
+        <w:t>สร้าง AI system ที่ใช้จริงใน production ไม่ใช่แค่ใช้ AI ช่วยเขียนโค้ด</w:t>
+      </w:r>
+      <w:r>
+        <w:rPr>
+          <w:rFonts w:ascii="Tahoma" w:hAnsi="Tahoma" w:cs="Tahoma"/>
+          <w:b w:val="0"/>
+          <w:color w:val="1A1A1A"/>
+        </w:rPr>
+        <w:t xml:space="preserve"> — ผู้ช่วยข้อมูลที่พนักงานถามเป็นภาษาไทยแล้วได้ Excel/dashboard จากคลังข้อมูลจริง (บังคับ SELECT-only ระดับฐานข้อมูล + guard ข้อมูลส่วนบุคคล), chat widget แบบ function-calling บน dashboard และบอทสรุปสถานะระบบใน Telegram</w:t>
+      </w:r>
+    </w:p>
+    <w:p>
+      <w:pPr>
+        <w:pStyle w:val="ListBullet"/>
+        <w:spacing w:after="60" w:line="269" w:lineRule="auto"/>
+      </w:pPr>
+      <w:r>
+        <w:rPr>
+          <w:rFonts w:ascii="Tahoma" w:hAnsi="Tahoma" w:cs="Tahoma"/>
+          <w:b/>
+          <w:color w:val="1A1A1A"/>
+        </w:rPr>
+        <w:t>ลด cloud cost รายเดือน</w:t>
+      </w:r>
+      <w:r>
+        <w:rPr>
+          <w:rFonts w:ascii="Tahoma" w:hAnsi="Tahoma" w:cs="Tahoma"/>
+          <w:b w:val="0"/>
+          <w:color w:val="1A1A1A"/>
+        </w:rPr>
+        <w:t xml:space="preserve"> — ปิด platform migration 2 ตัวจบในไตรมาสเดียว (Azure SQL Server → self-hosted PostgreSQL และปลดระวาง Azure Data Factory ทั้ง 46 pipelines → Airflow DAGs) โดย dashboard ไม่ดาวน์เลย · </w:t>
+      </w:r>
+      <w:r>
+        <w:rPr>
+          <w:rFonts w:ascii="Tahoma" w:hAnsi="Tahoma" w:cs="Tahoma"/>
+          <w:b/>
+          <w:color w:val="1A1A1A"/>
+        </w:rPr>
+        <w:t>ดูแลระบบ production ทั้ง 7 ตัว</w:t>
+      </w:r>
+      <w:r>
+        <w:rPr>
+          <w:rFonts w:ascii="Tahoma" w:hAnsi="Tahoma" w:cs="Tahoma"/>
+          <w:b w:val="0"/>
+          <w:color w:val="1A1A1A"/>
+        </w:rPr>
+        <w:t xml:space="preserve"> ตั้งแต่ architecture, build, deploy ถึง on-call</w:t>
       </w:r>
     </w:p>
     <w:p>
@@ -547,7 +712,7 @@
           <w:color w:val="0043CE"/>
           <w:sz w:val="20"/>
         </w:rPr>
-        <w:t>Accountant — ERP &amp; BI Analyst</w:t>
+        <w:t>Accounting · ERP &amp; BI · Operations (ควบหลายหน้าที่)</w:t>
       </w:r>
     </w:p>
     <w:p>
@@ -621,7 +786,7 @@
           <w:b/>
           <w:color w:val="1A1A1A"/>
         </w:rPr>
-        <w:t>E-Commerce Data Pipeline &amp; Analytics Platform — built &amp; operated end-to-end (solo)</w:t>
+        <w:t>E-Commerce Data Pipeline &amp; Analytics Platform — built &amp; operated end-to-end</w:t>
       </w:r>
     </w:p>
     <w:p>
@@ -635,7 +800,20 @@
           <w:color w:val="555555"/>
           <w:sz w:val="19"/>
         </w:rPr>
-        <w:t>59 GB PostgreSQL warehouse · 10.6M rows rebuilt nightly · 100K+ rows/day · 1,000+ orders/day · 178 dbt models · 420 data tests · 11 Airflow DAGs · 32 file types</w:t>
+        <w:t>52 GB PostgreSQL warehouse · 70M rows · 8 source systems · 199 dbt models · 494 data tests · 11 Airflow DAGs · 32 file types · ~2,000 orders/day</w:t>
+      </w:r>
+    </w:p>
+    <w:p>
+      <w:pPr>
+        <w:spacing w:after="60" w:before="0"/>
+      </w:pPr>
+      <w:r>
+        <w:rPr>
+          <w:rFonts w:ascii="Tahoma" w:hAnsi="Tahoma" w:cs="Tahoma"/>
+          <w:b w:val="0"/>
+          <w:color w:val="1A1A1A"/>
+        </w:rPr>
+        <w:t>Data platform เต็มระบบ ออกแบบ สร้าง และดูแลเอง — เปลี่ยนงานที่เคยต้องมีคนนั่งโหลดและ refresh ไฟล์ทุกเช้า ให้ระบบดึง raw data จาก 8 source systems (marketplaces, OMS, internal apps, logistics) เองอัตโนมัติ แล้วเสิร์ฟเป็น dashboard แบบ real-time ให้ทั้งบริษัท พร้อมผู้ช่วย AI ให้ถามข้อมูลเป็นภาษาคนได้ (Python + Playwright → Azure Blob data lake → dbt medallion 5 ชั้นบน PostgreSQL → Apache Airflow ใน Docker → FastAPI + React)</w:t>
       </w:r>
     </w:p>
     <w:p>
@@ -646,9 +824,10 @@
         <w:rPr>
           <w:rFonts w:ascii="Tahoma" w:hAnsi="Tahoma" w:cs="Tahoma"/>
           <w:b w:val="0"/>
-          <w:color w:val="1A1A1A"/>
+          <w:color w:val="555555"/>
+          <w:sz w:val="19"/>
         </w:rPr>
-        <w:t>Data platform เต็มระบบ สร้างและดูแลคนเดียว — เปลี่ยนงานที่เคยต้องมีคนนั่งโหลดและ refresh ไฟล์ทุกเช้า ให้ระบบดึง raw data จาก 8 source systems (marketplaces, OMS, internal apps, logistics) เองอัตโนมัติ แล้วเสิร์ฟเป็น dashboard แบบ real-time ให้ทั้งบริษัท (Python + Playwright → Azure Blob data lake → dbt medallion 5 ชั้นบน PostgreSQL → Apache Airflow ใน Docker → FastAPI + React)</w:t>
+        <w:t>แดชบอร์ด 5 ตัวที่ใช้งานจริง: KPI การส่งของ (fulfillment) · ดักราคา/ส่วนลดตั้งผิด · วางแผนสั่งซื้อ (reorder engine) · วิเคราะห์การขาย (ออนไลน์ + ขายส่ง) · ผู้ดูแลระบบและสิทธิ์ผู้ใช้</w:t>
       </w:r>
     </w:p>
     <w:p>

--- a/cv-sahatsawat-thongma.docx
+++ b/cv-sahatsawat-thongma.docx
@@ -100,7 +100,7 @@
           <w:b w:val="0"/>
           <w:color w:val="1A1A1A"/>
         </w:rPr>
-        <w:t>Data Engineer ประสบการณ์ 4 ปีในสาย e-commerce — ออกแบบ สร้าง และดูแล data platform เต็มระบบแบบ end-to-end ให้บริษัทที่ขาย ~200 ล้านบาท/เดือน รวมถึง web app และ AI system ที่ทีมใช้งานจริงทุกวัน งานมือ ~40 งาน/วันเปลี่ยนเป็นระบบอัตโนมัติที่รันเองตั้งแต่ตีห้า และผู้บริหารดูยอดขาย/สต็อกได้เองโดยไม่ต้องรอรายงาน</w:t>
+        <w:t>Data Engineer ประสบการณ์ 4 ปีในสาย e-commerce — ออกแบบ สร้าง และดูแล data platform เต็มระบบแบบ end-to-end ให้บริษัทที่ขายผ่าน 4 marketplace ราว 2,000 ออเดอร์/วัน รวมถึง web app และ AI system ที่ทีมใช้งานจริงทุกวัน งานมือ ~40 งาน/วันเปลี่ยนเป็นระบบอัตโนมัติที่รันเองตั้งแต่ตีห้า และผู้บริหารดูยอดขาย/สต็อกได้เองโดยไม่ต้องรอรายงาน</w:t>
       </w:r>
     </w:p>
     <w:p>
@@ -467,7 +467,7 @@
           <w:b/>
           <w:color w:val="1A1A1A"/>
         </w:rPr>
-        <w:t>28.5% ของยอดขายเดือนหนึ่ง (฿37.9 ล้าน จาก ฿132.8 ล้าน) ที่ไม่ติดชื่อร้านเหลือศูนย์</w:t>
+        <w:t>28.5% ของยอดขายเดือนหนึ่งที่ไม่ติดชื่อร้านเหลือศูนย์</w:t>
       </w:r>
       <w:r>
         <w:rPr>
@@ -505,7 +505,23 @@
           <w:b/>
           <w:color w:val="1A1A1A"/>
         </w:rPr>
-        <w:t>150 คู่ SKU×ร้าน / 970 จุด · ส่วนลดที่ให้เกินเพดานที่ตั้งไว้เอง ฿331,460</w:t>
+        <w:t>150 คู่ SKU×ร้าน / 970 จุด</w:t>
+      </w:r>
+      <w:r>
+        <w:rPr>
+          <w:rFonts w:ascii="Tahoma" w:hAnsi="Tahoma" w:cs="Tahoma"/>
+          <w:b w:val="0"/>
+          <w:color w:val="1A1A1A"/>
+        </w:rPr>
+        <w:t xml:space="preserve"> ที่ให้ส่วนลดเกินเพดานที่ตั้งไว้เอง </w:t>
+      </w:r>
+      <w:r>
+        <w:rPr>
+          <w:rFonts w:ascii="Tahoma" w:hAnsi="Tahoma" w:cs="Tahoma"/>
+          <w:b/>
+          <w:color w:val="1A1A1A"/>
+        </w:rPr>
+        <w:t>เฉลี่ย 9.9 จุด% (หนักสุดเกิน 180 จุด%) คิดเป็นเงินรั่ว 9.3% ของมูลค่าสินค้าในกลุ่มนั้น</w:t>
       </w:r>
       <w:r>
         <w:rPr>
@@ -599,7 +615,7 @@
           <w:b w:val="0"/>
           <w:color w:val="1A1A1A"/>
         </w:rPr>
-        <w:t xml:space="preserve"> และตอบได้ว่าของกลับถึงคลังหรือยัง (มองเห็นขากลับจาก 26.8% เป็น 98.0% ผ่าน crosswalk เลขขาไป↔ขากลับ 28,891 คู่) — เห็นของกำลังเดินทางกลับมูลค่า </w:t>
+        <w:t xml:space="preserve"> และตอบได้ว่าของกลับถึงคลังหรือยัง (มองเห็นขากลับจาก 26.8% เป็น 98.0% ผ่าน crosswalk เลขขาไป↔ขากลับ 28,891 คู่) — เห็นของที่กำลังเดินทางกลับอีก </w:t>
       </w:r>
       <w:r>
         <w:rPr>
@@ -607,7 +623,7 @@
           <w:b/>
           <w:color w:val="1A1A1A"/>
         </w:rPr>
-        <w:t>฿7.9 ล้าน</w:t>
+        <w:t>2,661 พัสดุ</w:t>
       </w:r>
       <w:r>
         <w:rPr>
@@ -651,7 +667,7 @@
           <w:b/>
           <w:color w:val="1A1A1A"/>
         </w:rPr>
-        <w:t>ลด cloud cost รายเดือน</w:t>
+        <w:t>ลด cloud cost รายเดือนอย่างวัดได้</w:t>
       </w:r>
       <w:r>
         <w:rPr>
@@ -659,7 +675,39 @@
           <w:b w:val="0"/>
           <w:color w:val="1A1A1A"/>
         </w:rPr>
-        <w:t xml:space="preserve"> — ปิด platform migration 2 ตัวจบในไตรมาสเดียว (Azure SQL Server → self-hosted PostgreSQL และปลดระวาง Azure Data Factory ทั้ง 46 pipelines → Airflow DAGs) โดย dashboard ไม่ดาวน์เลย · </w:t>
+        <w:t xml:space="preserve"> — ปิด platform migration 2 ตัวจบในไตรมาสเดียว (Azure SQL Server → self-hosted PostgreSQL และปลดระวาง Azure Data Factory ทั้ง 46 pipelines → Airflow DAGs) โดย dashboard ไม่ดาวน์เลย · วัดจากบิล Azure จริง: </w:t>
+      </w:r>
+      <w:r>
+        <w:rPr>
+          <w:rFonts w:ascii="Tahoma" w:hAnsi="Tahoma" w:cs="Tahoma"/>
+          <w:b/>
+          <w:color w:val="1A1A1A"/>
+        </w:rPr>
+        <w:t>ค่าฐานข้อมูลรายเดือนลดลง 44%</w:t>
+      </w:r>
+      <w:r>
+        <w:rPr>
+          <w:rFonts w:ascii="Tahoma" w:hAnsi="Tahoma" w:cs="Tahoma"/>
+          <w:b w:val="0"/>
+          <w:color w:val="1A1A1A"/>
+        </w:rPr>
+        <w:t xml:space="preserve"> (ทั้งที่รับงานใหม่ของระบบสแกนเข้ามาในบิลเดียวกัน) และ </w:t>
+      </w:r>
+      <w:r>
+        <w:rPr>
+          <w:rFonts w:ascii="Tahoma" w:hAnsi="Tahoma" w:cs="Tahoma"/>
+          <w:b/>
+          <w:color w:val="1A1A1A"/>
+        </w:rPr>
+        <w:t>Data Factory เหลือ 0% ตั้งแต่วันปลดระวาง</w:t>
+      </w:r>
+      <w:r>
+        <w:rPr>
+          <w:rFonts w:ascii="Tahoma" w:hAnsi="Tahoma" w:cs="Tahoma"/>
+          <w:b w:val="0"/>
+          <w:color w:val="1A1A1A"/>
+        </w:rPr>
+        <w:t xml:space="preserve"> · เหตุผลที่ย้ายมาจากการวัด ไม่ใช่ความรู้สึก — batch เดิมติด IO 98% บนคลาวด์ ใช้ 2 ชม. เทียบกับ 20 นาทีบนเครื่องโลคอล และการเพิ่ม vCore ทดสอบแล้วว่าแพงขึ้นโดยไม่คุ้ม · </w:t>
       </w:r>
       <w:r>
         <w:rPr>

--- a/cv-sahatsawat-thongma.docx
+++ b/cv-sahatsawat-thongma.docx
@@ -675,7 +675,7 @@
           <w:b w:val="0"/>
           <w:color w:val="1A1A1A"/>
         </w:rPr>
-        <w:t xml:space="preserve"> — ปิด platform migration 2 ตัวจบในไตรมาสเดียว (Azure SQL Server → self-hosted PostgreSQL และปลดระวาง Azure Data Factory ทั้ง 46 pipelines → Airflow DAGs) โดย dashboard ไม่ดาวน์เลย · วัดจากบิล Azure จริง: </w:t>
+        <w:t xml:space="preserve"> — ปิด platform migration 2 ตัวจบในไตรมาสเดียว (Azure SQL Server → self-hosted PostgreSQL และปลดระวาง Azure Data Factory ทั้ง 46 pipelines → Airflow DAGs) โดย dashboard ไม่ดาวน์เลย · ตรวจกับบิล Azure จริง: </w:t>
       </w:r>
       <w:r>
         <w:rPr>
@@ -683,7 +683,7 @@
           <w:b/>
           <w:color w:val="1A1A1A"/>
         </w:rPr>
-        <w:t>ค่าฐานข้อมูลรายเดือนลดลง 44%</w:t>
+        <w:t>ค่า Data Factory เหลือ 0 ตั้งแต่วันถัดจากวันปลดระวาง</w:t>
       </w:r>
       <w:r>
         <w:rPr>
@@ -691,7 +691,7 @@
           <w:b w:val="0"/>
           <w:color w:val="1A1A1A"/>
         </w:rPr>
-        <w:t xml:space="preserve"> (ทั้งที่รับงานใหม่ของระบบสแกนเข้ามาในบิลเดียวกัน) และ </w:t>
+        <w:t xml:space="preserve"> และ </w:t>
       </w:r>
       <w:r>
         <w:rPr>
@@ -699,7 +699,7 @@
           <w:b/>
           <w:color w:val="1A1A1A"/>
         </w:rPr>
-        <w:t>Data Factory เหลือ 0% ตั้งแต่วันปลดระวาง</w:t>
+        <w:t>ฐานข้อมูลคลาวด์ของคลังถูกปิดถาวรได้สำเร็จ</w:t>
       </w:r>
       <w:r>
         <w:rPr>
@@ -707,7 +707,23 @@
           <w:b w:val="0"/>
           <w:color w:val="1A1A1A"/>
         </w:rPr>
-        <w:t xml:space="preserve"> · เหตุผลที่ย้ายมาจากการวัด ไม่ใช่ความรู้สึก — batch เดิมติด IO 98% บนคลาวด์ ใช้ 2 ชม. เทียบกับ 20 นาทีบนเครื่องโลคอล และการเพิ่ม vCore ทดสอบแล้วว่าแพงขึ้นโดยไม่คุ้ม · </w:t>
+        <w:t xml:space="preserve"> · ผลที่ใหญ่กว่าค่าใช้จ่ายคือ </w:t>
+      </w:r>
+      <w:r>
+        <w:rPr>
+          <w:rFonts w:ascii="Tahoma" w:hAnsi="Tahoma" w:cs="Tahoma"/>
+          <w:b/>
+          <w:color w:val="1A1A1A"/>
+        </w:rPr>
+        <w:t>nightly batch จาก 2 ชม. เหลือ 20 นาที</w:t>
+      </w:r>
+      <w:r>
+        <w:rPr>
+          <w:rFonts w:ascii="Tahoma" w:hAnsi="Tahoma" w:cs="Tahoma"/>
+          <w:b w:val="0"/>
+          <w:color w:val="1A1A1A"/>
+        </w:rPr>
+        <w:t xml:space="preserve"> — เหตุผลที่ย้ายมาจากการวัด ไม่ใช่ความรู้สึก: batch เดิมติด IO 98% บนคลาวด์ และการเพิ่ม vCore ทดสอบแล้ววัดได้ว่าแพงขึ้นโดยไม่คุ้มจนต้องถอยกลับ · </w:t>
       </w:r>
       <w:r>
         <w:rPr>

--- a/cv-sahatsawat-thongma.docx
+++ b/cv-sahatsawat-thongma.docx
@@ -675,7 +675,7 @@
           <w:b w:val="0"/>
           <w:color w:val="1A1A1A"/>
         </w:rPr>
-        <w:t xml:space="preserve"> — ปิด platform migration 2 ตัวจบในไตรมาสเดียว (Azure SQL Server → self-hosted PostgreSQL และปลดระวาง Azure Data Factory ทั้ง 46 pipelines → Airflow DAGs) โดย dashboard ไม่ดาวน์เลย · ตรวจกับบิล Azure จริง: </w:t>
+        <w:t xml:space="preserve"> — ปิด platform migration 2 ตัวจบในไตรมาสเดียว (Azure SQL Server → self-hosted PostgreSQL และปลดระวาง Azure Data Factory ทั้ง 46 pipelines → Airflow DAGs) โดย dashboard ไม่ดาวน์เลย · ตรวจย้อนกับบิล Azure รายเดือนจริง 7 เดือน: ค่าฐานข้อมูลคลังบนคลาวด์ </w:t>
       </w:r>
       <w:r>
         <w:rPr>
@@ -683,7 +683,23 @@
           <w:b/>
           <w:color w:val="1A1A1A"/>
         </w:rPr>
-        <w:t>ค่า Data Factory เหลือ 0 ตั้งแต่วันถัดจากวันปลดระวาง</w:t>
+        <w:t>โตขึ้น 162% ใน 5 เดือน</w:t>
+      </w:r>
+      <w:r>
+        <w:rPr>
+          <w:rFonts w:ascii="Tahoma" w:hAnsi="Tahoma" w:cs="Tahoma"/>
+          <w:b w:val="0"/>
+          <w:color w:val="1A1A1A"/>
+        </w:rPr>
+        <w:t xml:space="preserve"> (โตเร็วกว่าตัวธุรกิจ) จนกลายเป็นรายจ่ายก้อนใหญ่ที่สุด — หลังย้ายเสร็จ </w:t>
+      </w:r>
+      <w:r>
+        <w:rPr>
+          <w:rFonts w:ascii="Tahoma" w:hAnsi="Tahoma" w:cs="Tahoma"/>
+          <w:b/>
+          <w:color w:val="1A1A1A"/>
+        </w:rPr>
+        <w:t>ปิดฐานข้อมูลนั้นถาวรเหลือ 0</w:t>
       </w:r>
       <w:r>
         <w:rPr>
@@ -699,7 +715,7 @@
           <w:b/>
           <w:color w:val="1A1A1A"/>
         </w:rPr>
-        <w:t>ฐานข้อมูลคลาวด์ของคลังถูกปิดถาวรได้สำเร็จ</w:t>
+        <w:t>ค่า Data Factory เหลือ 0 ตั้งแต่วันถัดจากวันปลดระวาง</w:t>
       </w:r>
       <w:r>
         <w:rPr>

--- a/cv-sahatsawat-thongma.docx
+++ b/cv-sahatsawat-thongma.docx
@@ -100,7 +100,7 @@
           <w:b w:val="0"/>
           <w:color w:val="1A1A1A"/>
         </w:rPr>
-        <w:t>Data Engineer ประสบการณ์ 4 ปีในสาย e-commerce — ออกแบบ สร้าง และดูแล data platform เต็มระบบแบบ end-to-end ให้บริษัทที่ขายผ่าน 4 marketplace ราว 2,000 ออเดอร์/วัน รวมถึง web app และ AI system ที่ทีมใช้งานจริงทุกวัน งานมือ ~40 งาน/วันเปลี่ยนเป็นระบบอัตโนมัติที่รันเองตั้งแต่ตีห้า และผู้บริหารดูยอดขาย/สต็อกได้เองโดยไม่ต้องรอรายงาน</w:t>
+        <w:t>Data Engineer ประสบการณ์ 4 ปีในธุรกิจ e-commerce — 3 ปีฝั่งธุรกิจ (บัญชี · ERP · BI) และเป็น data engineer เต็มตัวตั้งแต่ พ.ค. 2025 — ออกแบบ สร้าง และดูแล data platform เต็มระบบแบบ end-to-end ให้บริษัทที่ขายผ่าน 4 marketplace ราว 2,000 ออเดอร์/วัน รวมถึง web app และ AI system ที่ทีมใช้งานจริงทุกวัน งานมือ ~40 งาน/วันเปลี่ยนเป็นระบบอัตโนมัติที่รันเองตั้งแต่ตีห้า และผู้บริหารดูยอดขาย/สต็อกได้เองโดยไม่ต้องรอรายงาน</w:t>
       </w:r>
     </w:p>
     <w:p>
@@ -114,7 +114,7 @@
           <w:b w:val="0"/>
           <w:color w:val="1A1A1A"/>
         </w:rPr>
-        <w:t>เทคโนโลยีที่ใช้จริงใน production: PostgreSQL data warehouse 52 GB (70 ล้านแถว, 8 source systems), dbt (199 models / 494 tests), Apache Airflow ใน Docker, Python, ELT pipelines, medallion + dimensional (Kimball) modeling, FastAPI/React และ Azure ปี 2026 ปิด platform migration 2 ตัวจบในไตรมาสเดียว (Azure SQL Server → PostgreSQL on-prem, Azure Data Factory → Airflow)</w:t>
+        <w:t>เทคโนโลยีที่ใช้จริงใน production: PostgreSQL data warehouse 50+ GB (65+ ล้านแถว, 8 source systems), dbt (200+ models / 500+ tests), Apache Airflow ใน Docker, Python, ELT pipelines, medallion + dimensional (Kimball) modeling, FastAPI/React และ Azure ปี 2026 ปิด platform migration 2 ตัวจบในไตรมาสเดียว (Azure SQL Server → PostgreSQL on-prem, Azure Data Factory → Airflow)</w:t>
       </w:r>
     </w:p>
     <w:p>
@@ -397,7 +397,7 @@
           <w:b/>
           <w:color w:val="1A1A1A"/>
         </w:rPr>
-        <w:t>94.6% บน 323,134 ออเดอร์</w:t>
+        <w:t>~95% บน 320,000+ ออเดอร์</w:t>
       </w:r>
       <w:r>
         <w:rPr>
@@ -451,7 +451,7 @@
           <w:b/>
           <w:color w:val="1A1A1A"/>
         </w:rPr>
-        <w:t>23,677 เลข</w:t>
+        <w:t>23,600+ เลข</w:t>
       </w:r>
       <w:r>
         <w:rPr>
@@ -505,7 +505,7 @@
           <w:b/>
           <w:color w:val="1A1A1A"/>
         </w:rPr>
-        <w:t>150 คู่ SKU×ร้าน / 970 จุด</w:t>
+        <w:t>150 คู่ SKU×ร้าน / 950+ จุด</w:t>
       </w:r>
       <w:r>
         <w:rPr>
@@ -521,7 +521,7 @@
           <w:b/>
           <w:color w:val="1A1A1A"/>
         </w:rPr>
-        <w:t>เฉลี่ย 9.9 จุด% (หนักสุดเกิน 180 จุด%) คิดเป็นเงินรั่ว 9.3% ของมูลค่าสินค้าในกลุ่มนั้น</w:t>
+        <w:t>เฉลี่ย 9.9 จุด% (หนักสุดเกิน 160 จุด%) คิดเป็นเงินรั่ว 9.3% ของมูลค่าสินค้าในกลุ่มนั้น</w:t>
       </w:r>
       <w:r>
         <w:rPr>
@@ -537,7 +537,7 @@
           <w:b/>
           <w:color w:val="1A1A1A"/>
         </w:rPr>
-        <w:t>2,971 SKU ชี้ 373 ตัวที่ต้องสั่งทันที</w:t>
+        <w:t>2,900+ SKU ชี้ 360+ ตัวที่ต้องสั่งทันที</w:t>
       </w:r>
       <w:r>
         <w:rPr>
@@ -591,7 +591,7 @@
           <w:b/>
           <w:color w:val="1A1A1A"/>
         </w:rPr>
-        <w:t>208,189 รายการ · ผู้ใช้จริง 36 คน</w:t>
+        <w:t>200,000+ รายการ · ผู้ใช้จริง 36 คน</w:t>
       </w:r>
       <w:r>
         <w:rPr>
@@ -607,7 +607,7 @@
           <w:b/>
           <w:color w:val="1A1A1A"/>
         </w:rPr>
-        <w:t>“เคลม” ออกจาก “คืนปกติ” ได้ 21,152 พัสดุ</w:t>
+        <w:t>“เคลม” ออกจาก “คืนปกติ” ได้ 21,000+ พัสดุ</w:t>
       </w:r>
       <w:r>
         <w:rPr>
@@ -615,7 +615,7 @@
           <w:b w:val="0"/>
           <w:color w:val="1A1A1A"/>
         </w:rPr>
-        <w:t xml:space="preserve"> และตอบได้ว่าของกลับถึงคลังหรือยัง (มองเห็นขากลับจาก 26.8% เป็น 98.0% ผ่าน crosswalk เลขขาไป↔ขากลับ 28,891 คู่) — เห็นของที่กำลังเดินทางกลับอีก </w:t>
+        <w:t xml:space="preserve"> และตอบได้ว่าของกลับถึงคลังหรือยัง (มองเห็นขากลับจาก 26.8% เป็น 98.0% ผ่าน crosswalk เลขขาไป↔ขากลับ 28,000+ คู่) — เห็นของที่กำลังเดินทางกลับอีก </w:t>
       </w:r>
       <w:r>
         <w:rPr>
@@ -747,7 +747,7 @@
           <w:b/>
           <w:color w:val="1A1A1A"/>
         </w:rPr>
-        <w:t>ดูแลระบบ production ทั้ง 7 ตัว</w:t>
+        <w:t>ดูแลระบบ production ทั้ง 9 ตัว</w:t>
       </w:r>
       <w:r>
         <w:rPr>
@@ -880,7 +880,7 @@
           <w:color w:val="555555"/>
           <w:sz w:val="19"/>
         </w:rPr>
-        <w:t>52 GB PostgreSQL warehouse · 70M rows · 8 source systems · 199 dbt models · 494 data tests · 11 Airflow DAGs · 32 file types · ~2,000 orders/day</w:t>
+        <w:t>50+ GB PostgreSQL warehouse · 65M+ rows · 8 source systems · 200+ dbt models · 500+ data tests · 11 Airflow DAGs · 32 file types · ~2,000 orders/day</w:t>
       </w:r>
     </w:p>
     <w:p>
